--- a/ap-revision/C04 期末复习清单.docx
+++ b/ap-revision/C04 期末复习清单.docx
@@ -8,7 +8,7 @@
       </w:pPr>
       <w:r>
         <w:rPr>
-          <w:rFonts w:ascii="Arial" w:hAnsi="Arial" w:eastAsia="Arial"/>
+          <w:rFonts w:ascii="Arial" w:hAnsi="Arial"/>
           <w:b/>
           <w:sz w:val="28"/>
         </w:rPr>
@@ -26,7 +26,7 @@
       </w:pPr>
       <w:r>
         <w:rPr>
-          <w:rFonts w:ascii="霞鹜文楷 Medium" w:hAnsi="霞鹜文楷 Medium" w:eastAsia="霞鹜文楷 Medium"/>
+          <w:rFonts w:ascii="霞鹜文楷 Medium" w:hAnsi="霞鹜文楷 Medium"/>
           <w:b/>
           <w:sz w:val="22"/>
         </w:rPr>
@@ -39,7 +39,7 @@
       </w:pPr>
       <w:r>
         <w:rPr>
-          <w:rFonts w:ascii="霞鹜文楷 Medium" w:hAnsi="霞鹜文楷 Medium" w:eastAsia="霞鹜文楷 Medium"/>
+          <w:rFonts w:ascii="霞鹜文楷 Medium" w:hAnsi="霞鹜文楷 Medium"/>
           <w:b/>
           <w:sz w:val="22"/>
         </w:rPr>
@@ -52,7 +52,7 @@
       </w:pPr>
       <w:r>
         <w:rPr>
-          <w:rFonts w:ascii="霞鹜文楷 Medium" w:hAnsi="霞鹜文楷 Medium" w:eastAsia="霞鹜文楷 Medium"/>
+          <w:rFonts w:ascii="霞鹜文楷 Medium" w:hAnsi="霞鹜文楷 Medium"/>
           <w:b/>
           <w:sz w:val="22"/>
         </w:rPr>
@@ -65,7 +65,7 @@
       </w:pPr>
       <w:r>
         <w:rPr>
-          <w:rFonts w:ascii="霞鹜文楷 Medium" w:hAnsi="霞鹜文楷 Medium" w:eastAsia="霞鹜文楷 Medium"/>
+          <w:rFonts w:ascii="霞鹜文楷 Medium" w:hAnsi="霞鹜文楷 Medium"/>
           <w:b/>
           <w:sz w:val="22"/>
         </w:rPr>
@@ -78,13 +78,14 @@
       </w:pPr>
       <w:r>
         <w:rPr>
-          <w:rFonts w:ascii="霞鹜文楷 Medium" w:hAnsi="霞鹜文楷 Medium" w:eastAsia="霞鹜文楷 Medium"/>
+          <w:rFonts w:ascii="霞鹜文楷 Medium" w:hAnsi="霞鹜文楷 Medium"/>
           <w:b/>
           <w:sz w:val="22"/>
         </w:rPr>
         <w:t>Dissolving a salt can be considered both physical and chemical depending on the perspective</w:t>
       </w:r>
     </w:p>
+    <w:p/>
     <w:p>
       <w:pPr>
         <w:spacing w:after="40" w:before="80" w:line="240" w:lineRule="auto"/>
@@ -94,7 +95,7 @@
       </w:pPr>
       <w:r>
         <w:rPr>
-          <w:rFonts w:ascii="Arial" w:hAnsi="Arial" w:eastAsia="Arial"/>
+          <w:rFonts w:ascii="Arial" w:hAnsi="Arial"/>
           <w:b w:val="0"/>
           <w:sz w:val="22"/>
         </w:rPr>
@@ -105,7 +106,7 @@
       </w:r>
       <w:r>
         <w:rPr>
-          <w:rFonts w:ascii="Arial" w:hAnsi="Arial" w:eastAsia="Arial"/>
+          <w:rFonts w:ascii="Arial" w:hAnsi="Arial"/>
           <w:b w:val="0"/>
           <w:sz w:val="22"/>
         </w:rPr>
@@ -118,11 +119,11 @@
       </w:pPr>
       <w:r>
         <w:rPr>
-          <w:rFonts w:ascii="Arial" w:hAnsi="Arial" w:eastAsia="Arial"/>
+          <w:rFonts w:ascii="Arial" w:hAnsi="Arial"/>
           <w:b w:val="0"/>
           <w:sz w:val="22"/>
         </w:rPr>
-        <w:t>A. Burning of wood</w:t>
+        <w:t>A. Option A</w:t>
       </w:r>
     </w:p>
     <w:p>
@@ -131,7 +132,7 @@
       </w:pPr>
       <w:r>
         <w:rPr>
-          <w:rFonts w:ascii="Arial" w:hAnsi="Arial" w:eastAsia="Arial"/>
+          <w:rFonts w:ascii="Arial" w:hAnsi="Arial"/>
           <w:b w:val="0"/>
           <w:sz w:val="22"/>
         </w:rPr>
@@ -144,11 +145,11 @@
       </w:pPr>
       <w:r>
         <w:rPr>
-          <w:rFonts w:ascii="Arial" w:hAnsi="Arial" w:eastAsia="Arial"/>
+          <w:rFonts w:ascii="Arial" w:hAnsi="Arial"/>
           <w:b w:val="0"/>
           <w:sz w:val="22"/>
         </w:rPr>
-        <w:t>C. Melting of ice</w:t>
+        <w:t>C. Option C</w:t>
       </w:r>
     </w:p>
     <w:p>
@@ -157,11 +158,11 @@
       </w:pPr>
       <w:r>
         <w:rPr>
-          <w:rFonts w:ascii="Arial" w:hAnsi="Arial" w:eastAsia="Arial"/>
+          <w:rFonts w:ascii="Arial" w:hAnsi="Arial"/>
           <w:b w:val="0"/>
           <w:sz w:val="22"/>
         </w:rPr>
-        <w:t>D. Rusting of iron</w:t>
+        <w:t>D. Option D</w:t>
       </w:r>
     </w:p>
     <w:p>
@@ -178,7 +179,7 @@
       </w:pPr>
       <w:r>
         <w:rPr>
-          <w:rFonts w:ascii="Arial" w:hAnsi="Arial" w:eastAsia="Arial"/>
+          <w:rFonts w:ascii="Arial" w:hAnsi="Arial"/>
           <w:b w:val="0"/>
           <w:sz w:val="22"/>
         </w:rPr>
@@ -189,7 +190,7 @@
       </w:r>
       <w:r>
         <w:rPr>
-          <w:rFonts w:ascii="Arial" w:hAnsi="Arial" w:eastAsia="Arial"/>
+          <w:rFonts w:ascii="Arial" w:hAnsi="Arial"/>
           <w:b w:val="0"/>
           <w:sz w:val="22"/>
         </w:rPr>
@@ -202,7 +203,7 @@
       </w:pPr>
       <w:r>
         <w:rPr>
-          <w:rFonts w:ascii="Arial" w:hAnsi="Arial" w:eastAsia="Arial"/>
+          <w:rFonts w:ascii="Arial" w:hAnsi="Arial"/>
           <w:b w:val="0"/>
           <w:sz w:val="22"/>
         </w:rPr>
@@ -215,7 +216,7 @@
       </w:pPr>
       <w:r>
         <w:rPr>
-          <w:rFonts w:ascii="Arial" w:hAnsi="Arial" w:eastAsia="Arial"/>
+          <w:rFonts w:ascii="Arial" w:hAnsi="Arial"/>
           <w:b w:val="0"/>
           <w:sz w:val="22"/>
         </w:rPr>
@@ -228,7 +229,7 @@
       </w:pPr>
       <w:r>
         <w:rPr>
-          <w:rFonts w:ascii="Arial" w:hAnsi="Arial" w:eastAsia="Arial"/>
+          <w:rFonts w:ascii="Arial" w:hAnsi="Arial"/>
           <w:b w:val="0"/>
           <w:sz w:val="22"/>
         </w:rPr>
@@ -241,7 +242,7 @@
       </w:pPr>
       <w:r>
         <w:rPr>
-          <w:rFonts w:ascii="Arial" w:hAnsi="Arial" w:eastAsia="Arial"/>
+          <w:rFonts w:ascii="Arial" w:hAnsi="Arial"/>
           <w:b w:val="0"/>
           <w:sz w:val="22"/>
         </w:rPr>
@@ -262,31 +263,60 @@
       </w:pPr>
       <w:r>
         <w:rPr>
-          <w:rFonts w:ascii="Arial" w:hAnsi="Arial" w:eastAsia="Arial"/>
+          <w:rFonts w:ascii="Arial" w:hAnsi="Arial"/>
           <w:b w:val="0"/>
           <w:sz w:val="22"/>
         </w:rPr>
-        <w:t>3. When two clear aqueous solutions are mixed, the resulting mixture becomes slightly cloudy but does not form a stable solid precipitate. Gentle heating of the mixture restores its original clarity.  Which of the following statements best characterizes this observed change?</w:t>
-      </w:r>
-      <w:r>
-        <w:tab/>
+        <w:t>3.</w:t>
       </w:r>
       <w:r>
         <w:rPr>
-          <w:rFonts w:ascii="Arial" w:hAnsi="Arial" w:eastAsia="Arial"/>
+          <w:rFonts w:ascii="Arial" w:hAnsi="Arial"/>
           <w:b w:val="0"/>
           <w:sz w:val="22"/>
         </w:rPr>
-        <w:t>（   ）</w:t>
+        <w:t xml:space="preserve"> When two clear aqueous solutions are mixed, the resulting mixture becomes slightly cloudy but does not form a stable solid precipitate.</w:t>
       </w:r>
     </w:p>
     <w:p>
       <w:pPr>
-        <w:spacing w:after="20" w:before="0" w:line="240" w:lineRule="auto"/>
+        <w:spacing w:after="40" w:before="80" w:line="240" w:lineRule="auto"/>
+        <w:tabs>
+          <w:tab w:val="right" w:pos="9072"/>
+        </w:tabs>
       </w:pPr>
       <w:r>
         <w:rPr>
-          <w:rFonts w:ascii="Arial" w:hAnsi="Arial" w:eastAsia="Arial"/>
+          <w:rFonts w:ascii="Arial" w:hAnsi="Arial"/>
+          <w:b w:val="0"/>
+          <w:sz w:val="22"/>
+        </w:rPr>
+        <w:t>Gentle heating of the mixture restores its original clarity.</w:t>
+      </w:r>
+    </w:p>
+    <w:p>
+      <w:pPr>
+        <w:spacing w:after="40" w:before="80" w:line="240" w:lineRule="auto"/>
+        <w:tabs>
+          <w:tab w:val="right" w:pos="9072"/>
+        </w:tabs>
+      </w:pPr>
+      <w:r>
+        <w:rPr>
+          <w:rFonts w:ascii="Arial" w:hAnsi="Arial"/>
+          <w:b w:val="0"/>
+          <w:sz w:val="22"/>
+        </w:rPr>
+        <w:t>Which of the following statements best characterizes this observed change?	（   ）</w:t>
+      </w:r>
+    </w:p>
+    <w:p>
+      <w:pPr>
+        <w:spacing w:after="20" w:before="0" w:line="240" w:lineRule="auto"/>
+      </w:pPr>
+      <w:r>
+        <w:rPr>
+          <w:rFonts w:ascii="Arial" w:hAnsi="Arial"/>
           <w:b w:val="0"/>
           <w:sz w:val="22"/>
         </w:rPr>
@@ -299,7 +329,7 @@
       </w:pPr>
       <w:r>
         <w:rPr>
-          <w:rFonts w:ascii="Arial" w:hAnsi="Arial" w:eastAsia="Arial"/>
+          <w:rFonts w:ascii="Arial" w:hAnsi="Arial"/>
           <w:b w:val="0"/>
           <w:sz w:val="22"/>
         </w:rPr>
@@ -312,7 +342,7 @@
       </w:pPr>
       <w:r>
         <w:rPr>
-          <w:rFonts w:ascii="Arial" w:hAnsi="Arial" w:eastAsia="Arial"/>
+          <w:rFonts w:ascii="Arial" w:hAnsi="Arial"/>
           <w:b w:val="0"/>
           <w:sz w:val="22"/>
         </w:rPr>
@@ -325,7 +355,7 @@
       </w:pPr>
       <w:r>
         <w:rPr>
-          <w:rFonts w:ascii="Arial" w:hAnsi="Arial" w:eastAsia="Arial"/>
+          <w:rFonts w:ascii="Arial" w:hAnsi="Arial"/>
           <w:b w:val="0"/>
           <w:sz w:val="22"/>
         </w:rPr>
@@ -346,22 +376,19 @@
       </w:pPr>
       <w:r>
         <w:rPr>
-          <w:rFonts w:ascii="Arial" w:hAnsi="Arial" w:eastAsia="Arial"/>
+          <w:rFonts w:ascii="Arial" w:hAnsi="Arial"/>
           <w:b w:val="0"/>
           <w:sz w:val="22"/>
         </w:rPr>
-        <w:t>4. Which of the following best describes the change that takes place immediately after liquid ethanol is introduced into a previously evacuated vessel?</w:t>
-      </w:r>
-      <w:r>
-        <w:tab/>
+        <w:t>4.</w:t>
       </w:r>
       <w:r>
         <w:rPr>
-          <w:rFonts w:ascii="Arial" w:hAnsi="Arial" w:eastAsia="Arial"/>
+          <w:rFonts w:ascii="Arial" w:hAnsi="Arial"/>
           <w:b w:val="0"/>
           <w:sz w:val="22"/>
         </w:rPr>
-        <w:t>（   ）</w:t>
+        <w:t xml:space="preserve"> Which of the following best describes the change that takes place immediately after liquid ethanol is introduced into a previously evacuated vessel?	（   ）</w:t>
       </w:r>
     </w:p>
     <w:p>
@@ -370,7 +397,7 @@
       </w:pPr>
       <w:r>
         <w:rPr>
-          <w:rFonts w:ascii="Arial" w:hAnsi="Arial" w:eastAsia="Arial"/>
+          <w:rFonts w:ascii="Arial" w:hAnsi="Arial"/>
           <w:b w:val="0"/>
           <w:sz w:val="22"/>
         </w:rPr>
@@ -383,7 +410,7 @@
       </w:pPr>
       <w:r>
         <w:rPr>
-          <w:rFonts w:ascii="Arial" w:hAnsi="Arial" w:eastAsia="Arial"/>
+          <w:rFonts w:ascii="Arial" w:hAnsi="Arial"/>
           <w:b w:val="0"/>
           <w:sz w:val="22"/>
         </w:rPr>
@@ -396,7 +423,7 @@
       </w:pPr>
       <w:r>
         <w:rPr>
-          <w:rFonts w:ascii="Arial" w:hAnsi="Arial" w:eastAsia="Arial"/>
+          <w:rFonts w:ascii="Arial" w:hAnsi="Arial"/>
           <w:b w:val="0"/>
           <w:sz w:val="22"/>
         </w:rPr>
@@ -409,7 +436,7 @@
       </w:pPr>
       <w:r>
         <w:rPr>
-          <w:rFonts w:ascii="Arial" w:hAnsi="Arial" w:eastAsia="Arial"/>
+          <w:rFonts w:ascii="Arial" w:hAnsi="Arial"/>
           <w:b w:val="0"/>
           <w:sz w:val="22"/>
         </w:rPr>
@@ -430,7 +457,7 @@
       </w:pPr>
       <w:r>
         <w:rPr>
-          <w:rFonts w:ascii="Arial" w:hAnsi="Arial" w:eastAsia="Arial"/>
+          <w:rFonts w:ascii="Arial" w:hAnsi="Arial"/>
           <w:b w:val="0"/>
           <w:sz w:val="22"/>
         </w:rPr>
@@ -441,7 +468,7 @@
       </w:r>
       <w:r>
         <w:rPr>
-          <w:rFonts w:ascii="Arial" w:hAnsi="Arial" w:eastAsia="Arial"/>
+          <w:rFonts w:ascii="Arial" w:hAnsi="Arial"/>
           <w:b w:val="0"/>
           <w:sz w:val="22"/>
         </w:rPr>
@@ -454,7 +481,7 @@
       </w:pPr>
       <w:r>
         <w:rPr>
-          <w:rFonts w:ascii="Arial" w:hAnsi="Arial" w:eastAsia="Arial"/>
+          <w:rFonts w:ascii="Arial" w:hAnsi="Arial"/>
           <w:b w:val="0"/>
           <w:sz w:val="22"/>
         </w:rPr>
@@ -467,7 +494,7 @@
       </w:pPr>
       <w:r>
         <w:rPr>
-          <w:rFonts w:ascii="Arial" w:hAnsi="Arial" w:eastAsia="Arial"/>
+          <w:rFonts w:ascii="Arial" w:hAnsi="Arial"/>
           <w:b w:val="0"/>
           <w:sz w:val="22"/>
         </w:rPr>
@@ -480,7 +507,7 @@
       </w:pPr>
       <w:r>
         <w:rPr>
-          <w:rFonts w:ascii="Arial" w:hAnsi="Arial" w:eastAsia="Arial"/>
+          <w:rFonts w:ascii="Arial" w:hAnsi="Arial"/>
           <w:b w:val="0"/>
           <w:sz w:val="22"/>
         </w:rPr>
@@ -493,7 +520,7 @@
       </w:pPr>
       <w:r>
         <w:rPr>
-          <w:rFonts w:ascii="Arial" w:hAnsi="Arial" w:eastAsia="Arial"/>
+          <w:rFonts w:ascii="Arial" w:hAnsi="Arial"/>
           <w:b w:val="0"/>
           <w:sz w:val="22"/>
         </w:rPr>
@@ -514,18 +541,178 @@
       </w:pPr>
       <w:r>
         <w:rPr>
-          <w:rFonts w:ascii="Arial" w:hAnsi="Arial" w:eastAsia="Arial"/>
+          <w:rFonts w:ascii="Arial" w:hAnsi="Arial"/>
           <w:b w:val="0"/>
           <w:sz w:val="22"/>
         </w:rPr>
-        <w:t>6. Which observation best shows that a chemical change occurs when a colorless liquid and a blue liquid are combined?</w:t>
+        <w:t>6.</w:t>
+      </w:r>
+      <w:r>
+        <w:rPr>
+          <w:rFonts w:ascii="Arial" w:hAnsi="Arial"/>
+          <w:b w:val="0"/>
+          <w:sz w:val="22"/>
+        </w:rPr>
+        <w:t xml:space="preserve"> Which observation best shows that a chemical change occurs when a colorless liquid and a blue liquid are combined?	（   ）</w:t>
+      </w:r>
+    </w:p>
+    <w:p>
+      <w:pPr>
+        <w:spacing w:after="20" w:before="0" w:line="240" w:lineRule="auto"/>
+      </w:pPr>
+      <w:r>
+        <w:rPr>
+          <w:rFonts w:ascii="Arial" w:hAnsi="Arial"/>
+          <w:b w:val="0"/>
+          <w:sz w:val="22"/>
+        </w:rPr>
+        <w:t>A. The resulting mixture was cloudy, and its temperature increased.</w:t>
+      </w:r>
+    </w:p>
+    <w:p>
+      <w:pPr>
+        <w:spacing w:after="20" w:before="0" w:line="240" w:lineRule="auto"/>
+      </w:pPr>
+      <w:r>
+        <w:rPr>
+          <w:rFonts w:ascii="Arial" w:hAnsi="Arial"/>
+          <w:b w:val="0"/>
+          <w:sz w:val="22"/>
+        </w:rPr>
+        <w:t>B. The total volume of the mixture was equal to the sum of the initial volumes, but the blue color faded slightly.</w:t>
+      </w:r>
+    </w:p>
+    <w:p>
+      <w:pPr>
+        <w:spacing w:after="20" w:before="0" w:line="240" w:lineRule="auto"/>
+      </w:pPr>
+      <w:r>
+        <w:rPr>
+          <w:rFonts w:ascii="Arial" w:hAnsi="Arial"/>
+          <w:b w:val="0"/>
+          <w:sz w:val="22"/>
+        </w:rPr>
+        <w:t>C. The resulting liquid was uniformly light blue, and no other changes were observed.</w:t>
+      </w:r>
+    </w:p>
+    <w:p>
+      <w:pPr>
+        <w:spacing w:after="20" w:before="0" w:line="240" w:lineRule="auto"/>
+      </w:pPr>
+      <w:r>
+        <w:rPr>
+          <w:rFonts w:ascii="Arial" w:hAnsi="Arial"/>
+          <w:b w:val="0"/>
+          <w:sz w:val="22"/>
+        </w:rPr>
+        <w:t>D. The liquids formed two separate layers in the beaker after being stirred.</w:t>
+      </w:r>
+    </w:p>
+    <w:p>
+      <w:pPr>
+        <w:spacing w:after="0" w:before="0" w:line="240" w:lineRule="auto"/>
+      </w:pPr>
+    </w:p>
+    <w:p>
+      <w:pPr>
+        <w:spacing w:after="60" w:before="60" w:line="240" w:lineRule="auto"/>
+      </w:pPr>
+      <w:r>
+        <w:rPr>
+          <w:rFonts w:ascii="霞鹜文楷 Medium" w:hAnsi="霞鹜文楷 Medium"/>
+          <w:b/>
+          <w:sz w:val="22"/>
+        </w:rPr>
+        <w:t>2. 掌握配平化学方程式与净离子方程式的书写</w:t>
+      </w:r>
+    </w:p>
+    <w:p>
+      <w:pPr>
+        <w:spacing w:after="60" w:before="60" w:line="240" w:lineRule="auto"/>
+      </w:pPr>
+      <w:r>
+        <w:rPr>
+          <w:rFonts w:ascii="霞鹜文楷 Medium" w:hAnsi="霞鹜文楷 Medium"/>
+          <w:b/>
+          <w:sz w:val="22"/>
+        </w:rPr>
+        <w:t>Balanced equation: same number of each atom on both sides; coefficients represent mole ratios</w:t>
+      </w:r>
+    </w:p>
+    <w:p>
+      <w:pPr>
+        <w:spacing w:after="60" w:before="60" w:line="240" w:lineRule="auto"/>
+      </w:pPr>
+      <w:r>
+        <w:rPr>
+          <w:rFonts w:ascii="霞鹜文楷 Medium" w:hAnsi="霞鹜文楷 Medium"/>
+          <w:b/>
+          <w:sz w:val="22"/>
+        </w:rPr>
+        <w:t>Net ionic equation: remove spectator ions (ions that appear unchanged on both sides)</w:t>
+      </w:r>
+    </w:p>
+    <w:p>
+      <w:pPr>
+        <w:spacing w:after="60" w:before="60" w:line="240" w:lineRule="auto"/>
+      </w:pPr>
+      <w:r>
+        <w:rPr>
+          <w:rFonts w:ascii="霞鹜文楷 Medium" w:hAnsi="霞鹜文楷 Medium"/>
+          <w:b/>
+          <w:sz w:val="22"/>
+        </w:rPr>
+        <w:t>Molecular equation → complete ionic → net ionic</w:t>
+      </w:r>
+    </w:p>
+    <w:p>
+      <w:pPr>
+        <w:spacing w:after="60" w:before="60" w:line="240" w:lineRule="auto"/>
+      </w:pPr>
+      <w:r>
+        <w:rPr>
+          <w:rFonts w:ascii="霞鹜文楷 Medium" w:hAnsi="霞鹜文楷 Medium"/>
+          <w:b/>
+          <w:sz w:val="22"/>
+        </w:rPr>
+        <w:t>Spectator ions: ions that do not participate in the reaction (same state, same charge)</w:t>
+      </w:r>
+    </w:p>
+    <w:p>
+      <w:pPr>
+        <w:spacing w:after="60" w:before="60" w:line="240" w:lineRule="auto"/>
+      </w:pPr>
+      <w:r>
+        <w:rPr>
+          <w:rFonts w:ascii="霞鹜文楷 Medium" w:hAnsi="霞鹜文楷 Medium"/>
+          <w:b/>
+          <w:sz w:val="22"/>
+        </w:rPr>
+        <w:t>Do not split: solids, gases, water, weak acids, weak bases</w:t>
+      </w:r>
+    </w:p>
+    <w:p/>
+    <w:p>
+      <w:pPr>
+        <w:spacing w:after="40" w:before="80" w:line="240" w:lineRule="auto"/>
+        <w:tabs>
+          <w:tab w:val="right" w:pos="9072"/>
+        </w:tabs>
+      </w:pPr>
+      <w:r>
+        <w:rPr>
+          <w:rFonts w:ascii="Arial" w:hAnsi="Arial"/>
+          <w:b w:val="0"/>
+          <w:sz w:val="22"/>
+        </w:rPr>
+        <w:t>1. What is the net ionic equation for Zn(s) + 2 HCl(aq) → ZnCl₂(aq) + H₂(g)?</w:t>
       </w:r>
       <w:r>
         <w:tab/>
       </w:r>
       <w:r>
         <w:rPr>
-          <w:rFonts w:ascii="Arial" w:hAnsi="Arial" w:eastAsia="Arial"/>
+          <w:rFonts w:ascii="Arial" w:hAnsi="Arial"/>
           <w:b w:val="0"/>
           <w:sz w:val="22"/>
         </w:rPr>
@@ -538,11 +725,11 @@
       </w:pPr>
       <w:r>
         <w:rPr>
-          <w:rFonts w:ascii="Arial" w:hAnsi="Arial" w:eastAsia="Arial"/>
+          <w:rFonts w:ascii="Arial" w:hAnsi="Arial"/>
           <w:b w:val="0"/>
           <w:sz w:val="22"/>
         </w:rPr>
-        <w:t>A. The resulting mixture was cloudy, and its temperature increased.</w:t>
+        <w:t>A  Zn(s) + 2 HCl(aq) → ZnCl₂(aq) + H₂(g)</w:t>
       </w:r>
     </w:p>
     <w:p>
@@ -551,11 +738,11 @@
       </w:pPr>
       <w:r>
         <w:rPr>
-          <w:rFonts w:ascii="Arial" w:hAnsi="Arial" w:eastAsia="Arial"/>
+          <w:rFonts w:ascii="Arial" w:hAnsi="Arial"/>
           <w:b w:val="0"/>
           <w:sz w:val="22"/>
         </w:rPr>
-        <w:t>B. The total volume of the mixture was equal to the sum of the initial volumes, but the blue color faded slightly.</w:t>
+        <w:t>B  Zn(s) + 2 H⁺(aq) → Zn²⁺(aq) + H₂(g)</w:t>
       </w:r>
     </w:p>
     <w:p>
@@ -564,11 +751,11 @@
       </w:pPr>
       <w:r>
         <w:rPr>
-          <w:rFonts w:ascii="Arial" w:hAnsi="Arial" w:eastAsia="Arial"/>
+          <w:rFonts w:ascii="Arial" w:hAnsi="Arial"/>
           <w:b w:val="0"/>
           <w:sz w:val="22"/>
         </w:rPr>
-        <w:t>C. The resulting liquid was uniformly light blue, and no other changes were observed.</w:t>
+        <w:t>C  Zn(s) + 2 Cl⁻(aq) → ZnCl₂(aq)</w:t>
       </w:r>
     </w:p>
     <w:p>
@@ -577,95 +764,17 @@
       </w:pPr>
       <w:r>
         <w:rPr>
-          <w:rFonts w:ascii="Arial" w:hAnsi="Arial" w:eastAsia="Arial"/>
+          <w:rFonts w:ascii="Arial" w:hAnsi="Arial"/>
           <w:b w:val="0"/>
           <w:sz w:val="22"/>
         </w:rPr>
-        <w:t>D. The liquids formed two separate layers in the beaker after being stirred.</w:t>
+        <w:t>D  H⁺(aq) + Cl⁻(aq) → HCl(aq)</w:t>
       </w:r>
     </w:p>
     <w:p>
       <w:pPr>
         <w:spacing w:after="0" w:before="0" w:line="240" w:lineRule="auto"/>
       </w:pPr>
-    </w:p>
-    <w:p>
-      <w:pPr>
-        <w:spacing w:after="60" w:before="60" w:line="240" w:lineRule="auto"/>
-      </w:pPr>
-      <w:r>
-        <w:rPr>
-          <w:rFonts w:ascii="霞鹜文楷 Medium" w:hAnsi="霞鹜文楷 Medium" w:eastAsia="霞鹜文楷 Medium"/>
-          <w:b/>
-          <w:sz w:val="22"/>
-        </w:rPr>
-        <w:t>2. 掌握配平化学方程式与净离子方程式的书写</w:t>
-      </w:r>
-    </w:p>
-    <w:p>
-      <w:pPr>
-        <w:spacing w:after="60" w:before="60" w:line="240" w:lineRule="auto"/>
-      </w:pPr>
-      <w:r>
-        <w:rPr>
-          <w:rFonts w:ascii="霞鹜文楷 Medium" w:hAnsi="霞鹜文楷 Medium" w:eastAsia="霞鹜文楷 Medium"/>
-          <w:b/>
-          <w:sz w:val="22"/>
-        </w:rPr>
-        <w:t>Balanced equation: same number of each atom on both sides; coefficients represent mole ratios</w:t>
-      </w:r>
-    </w:p>
-    <w:p>
-      <w:pPr>
-        <w:spacing w:after="60" w:before="60" w:line="240" w:lineRule="auto"/>
-      </w:pPr>
-      <w:r>
-        <w:rPr>
-          <w:rFonts w:ascii="霞鹜文楷 Medium" w:hAnsi="霞鹜文楷 Medium" w:eastAsia="霞鹜文楷 Medium"/>
-          <w:b/>
-          <w:sz w:val="22"/>
-        </w:rPr>
-        <w:t>Net ionic equation: remove spectator ions (ions that appear unchanged on both sides)</w:t>
-      </w:r>
-    </w:p>
-    <w:p>
-      <w:pPr>
-        <w:spacing w:after="60" w:before="60" w:line="240" w:lineRule="auto"/>
-      </w:pPr>
-      <w:r>
-        <w:rPr>
-          <w:rFonts w:ascii="霞鹜文楷 Medium" w:hAnsi="霞鹜文楷 Medium" w:eastAsia="霞鹜文楷 Medium"/>
-          <w:b/>
-          <w:sz w:val="22"/>
-        </w:rPr>
-        <w:t>Molecular equation → complete ionic → net ionic</w:t>
-      </w:r>
-    </w:p>
-    <w:p>
-      <w:pPr>
-        <w:spacing w:after="60" w:before="60" w:line="240" w:lineRule="auto"/>
-      </w:pPr>
-      <w:r>
-        <w:rPr>
-          <w:rFonts w:ascii="霞鹜文楷 Medium" w:hAnsi="霞鹜文楷 Medium" w:eastAsia="霞鹜文楷 Medium"/>
-          <w:b/>
-          <w:sz w:val="22"/>
-        </w:rPr>
-        <w:t>Spectator ions: ions that do not participate in the reaction (same state, same charge)</w:t>
-      </w:r>
-    </w:p>
-    <w:p>
-      <w:pPr>
-        <w:spacing w:after="60" w:before="60" w:line="240" w:lineRule="auto"/>
-      </w:pPr>
-      <w:r>
-        <w:rPr>
-          <w:rFonts w:ascii="霞鹜文楷 Medium" w:hAnsi="霞鹜文楷 Medium" w:eastAsia="霞鹜文楷 Medium"/>
-          <w:b/>
-          <w:sz w:val="22"/>
-        </w:rPr>
-        <w:t>Do not split: solids, gases, water, weak acids, weak bases</w:t>
-      </w:r>
     </w:p>
     <w:p>
       <w:pPr>
@@ -676,18 +785,18 @@
       </w:pPr>
       <w:r>
         <w:rPr>
-          <w:rFonts w:ascii="Arial" w:hAnsi="Arial" w:eastAsia="Arial"/>
+          <w:rFonts w:ascii="Arial" w:hAnsi="Arial"/>
           <w:b w:val="0"/>
           <w:sz w:val="22"/>
         </w:rPr>
-        <w:t>1. What is the net ionic equation for Zn(s) + 2 HCl(aq) → ZnCl2(aq) + H2(g)?</w:t>
+        <w:t>2. When aqueous Pb(NO₃)₂ and KI are mixed, a yellow precipitate forms. The spectator ions are:</w:t>
       </w:r>
       <w:r>
         <w:tab/>
       </w:r>
       <w:r>
         <w:rPr>
-          <w:rFonts w:ascii="Arial" w:hAnsi="Arial" w:eastAsia="Arial"/>
+          <w:rFonts w:ascii="Arial" w:hAnsi="Arial"/>
           <w:b w:val="0"/>
           <w:sz w:val="22"/>
         </w:rPr>
@@ -700,11 +809,11 @@
       </w:pPr>
       <w:r>
         <w:rPr>
-          <w:rFonts w:ascii="Arial" w:hAnsi="Arial" w:eastAsia="Arial"/>
+          <w:rFonts w:ascii="Arial" w:hAnsi="Arial"/>
           <w:b w:val="0"/>
           <w:sz w:val="22"/>
         </w:rPr>
-        <w:t>A  Zn(s) + 2 HCl(aq) → ZnCl2(aq) + H2(g)</w:t>
+        <w:t>A  Pb²⁺ and I⁻</w:t>
       </w:r>
     </w:p>
     <w:p>
@@ -713,11 +822,11 @@
       </w:pPr>
       <w:r>
         <w:rPr>
-          <w:rFonts w:ascii="Arial" w:hAnsi="Arial" w:eastAsia="Arial"/>
+          <w:rFonts w:ascii="Arial" w:hAnsi="Arial"/>
           <w:b w:val="0"/>
           <w:sz w:val="22"/>
         </w:rPr>
-        <w:t>B  Zn(s) + 2 H⁺(aq) → Zn²⁺(aq) + H2(g)</w:t>
+        <w:t>B  K⁺ and NO₃⁻</w:t>
       </w:r>
     </w:p>
     <w:p>
@@ -726,11 +835,11 @@
       </w:pPr>
       <w:r>
         <w:rPr>
-          <w:rFonts w:ascii="Arial" w:hAnsi="Arial" w:eastAsia="Arial"/>
+          <w:rFonts w:ascii="Arial" w:hAnsi="Arial"/>
           <w:b w:val="0"/>
           <w:sz w:val="22"/>
         </w:rPr>
-        <w:t>C  Zn(s) + 2 Cl⁻(aq) → ZnCl2(aq)</w:t>
+        <w:t>C  Pb²⁺ and NO₃⁻</w:t>
       </w:r>
     </w:p>
     <w:p>
@@ -739,11 +848,11 @@
       </w:pPr>
       <w:r>
         <w:rPr>
-          <w:rFonts w:ascii="Arial" w:hAnsi="Arial" w:eastAsia="Arial"/>
+          <w:rFonts w:ascii="Arial" w:hAnsi="Arial"/>
           <w:b w:val="0"/>
           <w:sz w:val="22"/>
         </w:rPr>
-        <w:t>D  H⁺(aq) + Cl⁻(aq) → HCl(aq)</w:t>
+        <w:t>D  K⁺ and I⁻</w:t>
       </w:r>
     </w:p>
     <w:p>
@@ -760,18 +869,261 @@
       </w:pPr>
       <w:r>
         <w:rPr>
-          <w:rFonts w:ascii="Arial" w:hAnsi="Arial" w:eastAsia="Arial"/>
+          <w:rFonts w:ascii="Arial" w:hAnsi="Arial"/>
           <w:b w:val="0"/>
           <w:sz w:val="22"/>
         </w:rPr>
-        <w:t>2. When aqueous Pb(NO3)2 and KI are mixed, a yellow precipitate forms. The spectator ions are:</w:t>
+        <w:t>3.</w:t>
+      </w:r>
+      <w:r>
+        <w:rPr>
+          <w:rFonts w:ascii="Arial" w:hAnsi="Arial"/>
+          <w:b w:val="0"/>
+          <w:sz w:val="22"/>
+        </w:rPr>
+        <w:t xml:space="preserve"> Aqueous Pb(NO₃)₂ reacts with aqueous KI to produce a solid precipitate of PbI₂ and aqueous KNO₃.</w:t>
+      </w:r>
+    </w:p>
+    <w:p>
+      <w:pPr>
+        <w:spacing w:after="40" w:before="80" w:line="240" w:lineRule="auto"/>
+        <w:tabs>
+          <w:tab w:val="right" w:pos="9072"/>
+        </w:tabs>
+      </w:pPr>
+      <w:r>
+        <w:rPr>
+          <w:rFonts w:ascii="Arial" w:hAnsi="Arial"/>
+          <w:b w:val="0"/>
+          <w:sz w:val="22"/>
+        </w:rPr>
+        <w:t>Which of the following is the balanced net ionic equation for the reaction described above?	（   ）</w:t>
+      </w:r>
+    </w:p>
+    <w:p>
+      <w:pPr>
+        <w:spacing w:after="20" w:before="0" w:line="240" w:lineRule="auto"/>
+      </w:pPr>
+      <w:r>
+        <w:rPr>
+          <w:rFonts w:ascii="Arial" w:hAnsi="Arial"/>
+          <w:b w:val="0"/>
+          <w:sz w:val="22"/>
+        </w:rPr>
+        <w:t>A. K+ (aq) + NO₃- (aq) → KNO₃(aq)</w:t>
+      </w:r>
+    </w:p>
+    <w:p>
+      <w:pPr>
+        <w:spacing w:after="20" w:before="0" w:line="240" w:lineRule="auto"/>
+      </w:pPr>
+      <w:r>
+        <w:rPr>
+          <w:rFonts w:ascii="Arial" w:hAnsi="Arial"/>
+          <w:b w:val="0"/>
+          <w:sz w:val="22"/>
+        </w:rPr>
+        <w:t>B. Pb(NO₃)₂ (aq) + 2I- (aq) → PbI₂ (s) + 2NO₃- (aq)</w:t>
+      </w:r>
+    </w:p>
+    <w:p>
+      <w:pPr>
+        <w:spacing w:after="20" w:before="0" w:line="240" w:lineRule="auto"/>
+      </w:pPr>
+      <w:r>
+        <w:rPr>
+          <w:rFonts w:ascii="Arial" w:hAnsi="Arial"/>
+          <w:b w:val="0"/>
+          <w:sz w:val="22"/>
+        </w:rPr>
+        <w:t>C. Pb₂+ (aq) + I- (aq) → PbI₂ (s)</w:t>
+      </w:r>
+    </w:p>
+    <w:p>
+      <w:pPr>
+        <w:spacing w:after="20" w:before="0" w:line="240" w:lineRule="auto"/>
+      </w:pPr>
+      <w:r>
+        <w:rPr>
+          <w:rFonts w:ascii="Arial" w:hAnsi="Arial"/>
+          <w:b w:val="0"/>
+          <w:sz w:val="22"/>
+        </w:rPr>
+        <w:t>D. Pb₂+ (aq) + 2I- (aq) → PbI₂ (s)</w:t>
+      </w:r>
+    </w:p>
+    <w:p>
+      <w:pPr>
+        <w:spacing w:after="0" w:before="0" w:line="240" w:lineRule="auto"/>
+      </w:pPr>
+    </w:p>
+    <w:p>
+      <w:pPr>
+        <w:spacing w:after="40" w:before="80" w:line="240" w:lineRule="auto"/>
+        <w:tabs>
+          <w:tab w:val="right" w:pos="9072"/>
+        </w:tabs>
+      </w:pPr>
+      <w:r>
+        <w:rPr>
+          <w:rFonts w:ascii="Arial" w:hAnsi="Arial"/>
+          <w:b w:val="0"/>
+          <w:sz w:val="22"/>
+        </w:rPr>
+        <w:t>4.</w:t>
+      </w:r>
+      <w:r>
+        <w:rPr>
+          <w:rFonts w:ascii="Arial" w:hAnsi="Arial"/>
+          <w:b w:val="0"/>
+          <w:sz w:val="22"/>
+        </w:rPr>
+        <w:t xml:space="preserve"> The diagram above shows a reaction between carbon monoxide and oxygen.</w:t>
+      </w:r>
+    </w:p>
+    <w:p>
+      <w:pPr>
+        <w:spacing w:after="40" w:before="80" w:line="240" w:lineRule="auto"/>
+        <w:tabs>
+          <w:tab w:val="right" w:pos="9072"/>
+        </w:tabs>
+      </w:pPr>
+      <w:r>
+        <w:rPr>
+          <w:rFonts w:ascii="Arial" w:hAnsi="Arial"/>
+          <w:b w:val="0"/>
+          <w:sz w:val="22"/>
+        </w:rPr>
+        <w:t>Which of the following equations best describes the reaction?	（   ）</w:t>
+      </w:r>
+    </w:p>
+    <w:p>
+      <w:r>
+        <w:drawing>
+          <wp:inline xmlns:a="http://schemas.openxmlformats.org/drawingml/2006/main" xmlns:pic="http://schemas.openxmlformats.org/drawingml/2006/picture">
+            <wp:extent cx="3780000" cy="1870566"/>
+            <wp:docPr id="1" name="Picture 1"/>
+            <wp:cNvGraphicFramePr>
+              <a:graphicFrameLocks noChangeAspect="1"/>
+            </wp:cNvGraphicFramePr>
+            <a:graphic>
+              <a:graphicData uri="http://schemas.openxmlformats.org/drawingml/2006/picture">
+                <pic:pic>
+                  <pic:nvPicPr>
+                    <pic:cNvPr id="0" name="f_c04_01.png"/>
+                    <pic:cNvPicPr/>
+                  </pic:nvPicPr>
+                  <pic:blipFill>
+                    <a:blip r:embed="rId9"/>
+                    <a:stretch>
+                      <a:fillRect/>
+                    </a:stretch>
+                  </pic:blipFill>
+                  <pic:spPr>
+                    <a:xfrm>
+                      <a:off x="0" y="0"/>
+                      <a:ext cx="3780000" cy="1870566"/>
+                    </a:xfrm>
+                    <a:prstGeom prst="rect"/>
+                  </pic:spPr>
+                </pic:pic>
+              </a:graphicData>
+            </a:graphic>
+          </wp:inline>
+        </w:drawing>
+      </w:r>
+    </w:p>
+    <w:p>
+      <w:pPr>
+        <w:spacing w:before="20" w:after="120"/>
+      </w:pPr>
+      <w:r>
+        <w:rPr>
+          <w:rFonts w:ascii="霞鹜文楷 Medium" w:hAnsi="霞鹜文楷 Medium"/>
+          <w:b/>
+          <w:sz w:val="18"/>
+        </w:rPr>
+        <w:t>图 C₄-1：一氧化碳与氧气反应的粒子示意图（对应第 2 节 MCQ4，2CO + O₂ → 2CO₂）</w:t>
+      </w:r>
+    </w:p>
+    <w:p>
+      <w:pPr>
+        <w:spacing w:after="20" w:before="0" w:line="240" w:lineRule="auto"/>
+      </w:pPr>
+      <w:r>
+        <w:rPr>
+          <w:rFonts w:ascii="Arial" w:hAnsi="Arial"/>
+          <w:b w:val="0"/>
+          <w:sz w:val="22"/>
+        </w:rPr>
+        <w:t>A. C (g) + 2O₂ (g) → CO₂ (g)</w:t>
+      </w:r>
+    </w:p>
+    <w:p>
+      <w:pPr>
+        <w:spacing w:after="20" w:before="0" w:line="240" w:lineRule="auto"/>
+      </w:pPr>
+      <w:r>
+        <w:rPr>
+          <w:rFonts w:ascii="Arial" w:hAnsi="Arial"/>
+          <w:b w:val="0"/>
+          <w:sz w:val="22"/>
+        </w:rPr>
+        <w:t>B. 2CO (g) + O₂ (g) → 2CO₂ (g)</w:t>
+      </w:r>
+    </w:p>
+    <w:p>
+      <w:pPr>
+        <w:spacing w:after="20" w:before="0" w:line="240" w:lineRule="auto"/>
+      </w:pPr>
+      <w:r>
+        <w:rPr>
+          <w:rFonts w:ascii="Arial" w:hAnsi="Arial"/>
+          <w:b w:val="0"/>
+          <w:sz w:val="22"/>
+        </w:rPr>
+        <w:t>C. CO (g) + O₂ (g) → CO₂ (g)</w:t>
+      </w:r>
+    </w:p>
+    <w:p>
+      <w:pPr>
+        <w:spacing w:after="20" w:before="0" w:line="240" w:lineRule="auto"/>
+      </w:pPr>
+      <w:r>
+        <w:rPr>
+          <w:rFonts w:ascii="Arial" w:hAnsi="Arial"/>
+          <w:b w:val="0"/>
+          <w:sz w:val="22"/>
+        </w:rPr>
+        <w:t>D. 6CO (g) + 5O₂ (g) → 6CO₂ (g) + 2O₂ (g)</w:t>
+      </w:r>
+    </w:p>
+    <w:p>
+      <w:pPr>
+        <w:spacing w:after="0" w:before="0" w:line="240" w:lineRule="auto"/>
+      </w:pPr>
+    </w:p>
+    <w:p>
+      <w:pPr>
+        <w:spacing w:after="40" w:before="80" w:line="240" w:lineRule="auto"/>
+        <w:tabs>
+          <w:tab w:val="right" w:pos="9072"/>
+        </w:tabs>
+      </w:pPr>
+      <w:r>
+        <w:rPr>
+          <w:rFonts w:ascii="Arial" w:hAnsi="Arial"/>
+          <w:b w:val="0"/>
+          <w:sz w:val="22"/>
+        </w:rPr>
+        <w:t>5. What is the balanced molecular equation when Na₂CO₃ (aq) is mixed with HCl (aq)?</w:t>
       </w:r>
       <w:r>
         <w:tab/>
       </w:r>
       <w:r>
         <w:rPr>
-          <w:rFonts w:ascii="Arial" w:hAnsi="Arial" w:eastAsia="Arial"/>
+          <w:rFonts w:ascii="Arial" w:hAnsi="Arial"/>
           <w:b w:val="0"/>
           <w:sz w:val="22"/>
         </w:rPr>
@@ -784,11 +1136,11 @@
       </w:pPr>
       <w:r>
         <w:rPr>
-          <w:rFonts w:ascii="Arial" w:hAnsi="Arial" w:eastAsia="Arial"/>
+          <w:rFonts w:ascii="Arial" w:hAnsi="Arial"/>
           <w:b w:val="0"/>
           <w:sz w:val="22"/>
         </w:rPr>
-        <w:t>A  Pb²⁺ and I⁻</w:t>
+        <w:t>A. Na₂CO₃ (aq) + 2HCl (aq) → 2NaCl (aq) + H₂O (l) + CO₂ (g)</w:t>
       </w:r>
     </w:p>
     <w:p>
@@ -797,11 +1149,11 @@
       </w:pPr>
       <w:r>
         <w:rPr>
-          <w:rFonts w:ascii="Arial" w:hAnsi="Arial" w:eastAsia="Arial"/>
+          <w:rFonts w:ascii="Arial" w:hAnsi="Arial"/>
           <w:b w:val="0"/>
           <w:sz w:val="22"/>
         </w:rPr>
-        <w:t>B  K⁺ and NO3⁻</w:t>
+        <w:t>B. Na₂CO₃ (aq) + HCl (aq) → Na₂Cl (aq) + H₂O (l) + CO₂ (g)</w:t>
       </w:r>
     </w:p>
     <w:p>
@@ -810,11 +1162,11 @@
       </w:pPr>
       <w:r>
         <w:rPr>
-          <w:rFonts w:ascii="Arial" w:hAnsi="Arial" w:eastAsia="Arial"/>
+          <w:rFonts w:ascii="Arial" w:hAnsi="Arial"/>
           <w:b w:val="0"/>
           <w:sz w:val="22"/>
         </w:rPr>
-        <w:t>C  Pb²⁺ and NO3⁻</w:t>
+        <w:t>C. 2Na₂CO₃ (aq) + 2HCl (aq) → 2NaCl (aq) + H₂O (l) + CO₂ (g)</w:t>
       </w:r>
     </w:p>
     <w:p>
@@ -823,11 +1175,11 @@
       </w:pPr>
       <w:r>
         <w:rPr>
-          <w:rFonts w:ascii="Arial" w:hAnsi="Arial" w:eastAsia="Arial"/>
+          <w:rFonts w:ascii="Arial" w:hAnsi="Arial"/>
           <w:b w:val="0"/>
           <w:sz w:val="22"/>
         </w:rPr>
-        <w:t>D  K⁺ and I⁻</w:t>
+        <w:t>D. Na₂CO₃ (aq) + HCl (aq) → NaCl (aq) + H₂O (l) + CO₂ (g)</w:t>
       </w:r>
     </w:p>
     <w:p>
@@ -844,18 +1196,18 @@
       </w:pPr>
       <w:r>
         <w:rPr>
-          <w:rFonts w:ascii="Arial" w:hAnsi="Arial" w:eastAsia="Arial"/>
+          <w:rFonts w:ascii="Arial" w:hAnsi="Arial"/>
           <w:b w:val="0"/>
           <w:sz w:val="22"/>
         </w:rPr>
-        <w:t>3. Aqueous Pb(NO3)2 reacts with aqueous KI to produce a solid precipitate of PbI2 and aqueous KNO3. Which of the following is the balanced net ionic equation for the reaction described above?</w:t>
+        <w:t>6. When the equation below is balanced, what is the  mole ratio of CO₂ to H₂O? C₃H₅OH + O₂ → CO₂ + H₂O</w:t>
       </w:r>
       <w:r>
         <w:tab/>
       </w:r>
       <w:r>
         <w:rPr>
-          <w:rFonts w:ascii="Arial" w:hAnsi="Arial" w:eastAsia="Arial"/>
+          <w:rFonts w:ascii="Arial" w:hAnsi="Arial"/>
           <w:b w:val="0"/>
           <w:sz w:val="22"/>
         </w:rPr>
@@ -868,11 +1220,11 @@
       </w:pPr>
       <w:r>
         <w:rPr>
-          <w:rFonts w:ascii="Arial" w:hAnsi="Arial" w:eastAsia="Arial"/>
+          <w:rFonts w:ascii="Arial" w:hAnsi="Arial"/>
           <w:b w:val="0"/>
           <w:sz w:val="22"/>
         </w:rPr>
-        <w:t>A. K+ (aq) + NO3- (aq) → KNO3(aq)</w:t>
+        <w:t>A. Equation A</w:t>
       </w:r>
     </w:p>
     <w:p>
@@ -881,11 +1233,11 @@
       </w:pPr>
       <w:r>
         <w:rPr>
-          <w:rFonts w:ascii="Arial" w:hAnsi="Arial" w:eastAsia="Arial"/>
+          <w:rFonts w:ascii="Arial" w:hAnsi="Arial"/>
           <w:b w:val="0"/>
           <w:sz w:val="22"/>
         </w:rPr>
-        <w:t>B. Pb(NO3)2 (aq) + 2I- (aq) → PbI2 (s) + 2NO3- (aq)</w:t>
+        <w:t>B. Equation B</w:t>
       </w:r>
     </w:p>
     <w:p>
@@ -894,11 +1246,11 @@
       </w:pPr>
       <w:r>
         <w:rPr>
-          <w:rFonts w:ascii="Arial" w:hAnsi="Arial" w:eastAsia="Arial"/>
+          <w:rFonts w:ascii="Arial" w:hAnsi="Arial"/>
           <w:b w:val="0"/>
           <w:sz w:val="22"/>
         </w:rPr>
-        <w:t>C. Pb2+ (aq) + I- (aq) → PbI2 (s)</w:t>
+        <w:t>C. Equation C</w:t>
       </w:r>
     </w:p>
     <w:p>
@@ -907,11 +1259,11 @@
       </w:pPr>
       <w:r>
         <w:rPr>
-          <w:rFonts w:ascii="Arial" w:hAnsi="Arial" w:eastAsia="Arial"/>
+          <w:rFonts w:ascii="Arial" w:hAnsi="Arial"/>
           <w:b w:val="0"/>
           <w:sz w:val="22"/>
         </w:rPr>
-        <w:t>D. Pb2+ (aq) + 2I- (aq) → PbI2 (s)</w:t>
+        <w:t>D. Equation D</w:t>
       </w:r>
     </w:p>
     <w:p>
@@ -922,262 +1274,10 @@
     <w:p>
       <w:pPr>
         <w:spacing w:after="40" w:before="80" w:line="240" w:lineRule="auto"/>
-        <w:tabs>
-          <w:tab w:val="right" w:pos="9072"/>
-        </w:tabs>
       </w:pPr>
       <w:r>
         <w:rPr>
-          <w:rFonts w:ascii="Arial" w:hAnsi="Arial" w:eastAsia="Arial"/>
-          <w:b w:val="0"/>
-          <w:sz w:val="22"/>
-        </w:rPr>
-        <w:t>4. The diagram above shows a reaction between carbon monoxide and oxygen. Which of the following equations best describes the reaction?</w:t>
-      </w:r>
-      <w:r>
-        <w:tab/>
-      </w:r>
-      <w:r>
-        <w:rPr>
-          <w:rFonts w:ascii="Arial" w:hAnsi="Arial" w:eastAsia="Arial"/>
-          <w:b w:val="0"/>
-          <w:sz w:val="22"/>
-        </w:rPr>
-        <w:t>（   ）</w:t>
-      </w:r>
-    </w:p>
-    <w:p>
-      <w:pPr>
-        <w:spacing w:after="20" w:before="0" w:line="240" w:lineRule="auto"/>
-      </w:pPr>
-      <w:r>
-        <w:rPr>
-          <w:rFonts w:ascii="Arial" w:hAnsi="Arial" w:eastAsia="Arial"/>
-          <w:b w:val="0"/>
-          <w:sz w:val="22"/>
-        </w:rPr>
-        <w:t>A. C (g) + 2O2 (g) → CO2 (g)</w:t>
-      </w:r>
-    </w:p>
-    <w:p>
-      <w:pPr>
-        <w:spacing w:after="20" w:before="0" w:line="240" w:lineRule="auto"/>
-      </w:pPr>
-      <w:r>
-        <w:rPr>
-          <w:rFonts w:ascii="Arial" w:hAnsi="Arial" w:eastAsia="Arial"/>
-          <w:b w:val="0"/>
-          <w:sz w:val="22"/>
-        </w:rPr>
-        <w:t>B. 2CO (g) + O2 (g) → 2CO2 (g)</w:t>
-      </w:r>
-    </w:p>
-    <w:p>
-      <w:pPr>
-        <w:spacing w:after="20" w:before="0" w:line="240" w:lineRule="auto"/>
-      </w:pPr>
-      <w:r>
-        <w:rPr>
-          <w:rFonts w:ascii="Arial" w:hAnsi="Arial" w:eastAsia="Arial"/>
-          <w:b w:val="0"/>
-          <w:sz w:val="22"/>
-        </w:rPr>
-        <w:t>C. CO (g) + O2 (g) → CO2 (g)</w:t>
-      </w:r>
-    </w:p>
-    <w:p>
-      <w:pPr>
-        <w:spacing w:after="20" w:before="0" w:line="240" w:lineRule="auto"/>
-      </w:pPr>
-      <w:r>
-        <w:rPr>
-          <w:rFonts w:ascii="Arial" w:hAnsi="Arial" w:eastAsia="Arial"/>
-          <w:b w:val="0"/>
-          <w:sz w:val="22"/>
-        </w:rPr>
-        <w:t>D. 6CO (g) + 5O2 (g) → 6CO2 (g) + 2O2 (g)</w:t>
-      </w:r>
-    </w:p>
-    <w:p>
-      <w:pPr>
-        <w:spacing w:after="0" w:before="0" w:line="240" w:lineRule="auto"/>
-      </w:pPr>
-    </w:p>
-    <w:p>
-      <w:pPr>
-        <w:spacing w:after="40" w:before="80" w:line="240" w:lineRule="auto"/>
-        <w:tabs>
-          <w:tab w:val="right" w:pos="9072"/>
-        </w:tabs>
-      </w:pPr>
-      <w:r>
-        <w:rPr>
-          <w:rFonts w:ascii="Arial" w:hAnsi="Arial" w:eastAsia="Arial"/>
-          <w:b w:val="0"/>
-          <w:sz w:val="22"/>
-        </w:rPr>
-        <w:t>5. What is the balanced molecular equation when Na2CO3 (aq) is mixed with HCl (aq)?</w:t>
-      </w:r>
-      <w:r>
-        <w:tab/>
-      </w:r>
-      <w:r>
-        <w:rPr>
-          <w:rFonts w:ascii="Arial" w:hAnsi="Arial" w:eastAsia="Arial"/>
-          <w:b w:val="0"/>
-          <w:sz w:val="22"/>
-        </w:rPr>
-        <w:t>（   ）</w:t>
-      </w:r>
-    </w:p>
-    <w:p>
-      <w:pPr>
-        <w:spacing w:after="20" w:before="0" w:line="240" w:lineRule="auto"/>
-      </w:pPr>
-      <w:r>
-        <w:rPr>
-          <w:rFonts w:ascii="Arial" w:hAnsi="Arial" w:eastAsia="Arial"/>
-          <w:b w:val="0"/>
-          <w:sz w:val="22"/>
-        </w:rPr>
-        <w:t>A. Na2CO3 (aq) + 2HCl (aq) → 2NaCl (aq) + H2O (l) + CO2 (g)</w:t>
-      </w:r>
-    </w:p>
-    <w:p>
-      <w:pPr>
-        <w:spacing w:after="20" w:before="0" w:line="240" w:lineRule="auto"/>
-      </w:pPr>
-      <w:r>
-        <w:rPr>
-          <w:rFonts w:ascii="Arial" w:hAnsi="Arial" w:eastAsia="Arial"/>
-          <w:b w:val="0"/>
-          <w:sz w:val="22"/>
-        </w:rPr>
-        <w:t>B. Na2CO3 (aq) + HCl (aq) → Na2Cl (aq) + H2O (l) + CO2 (g)</w:t>
-      </w:r>
-    </w:p>
-    <w:p>
-      <w:pPr>
-        <w:spacing w:after="20" w:before="0" w:line="240" w:lineRule="auto"/>
-      </w:pPr>
-      <w:r>
-        <w:rPr>
-          <w:rFonts w:ascii="Arial" w:hAnsi="Arial" w:eastAsia="Arial"/>
-          <w:b w:val="0"/>
-          <w:sz w:val="22"/>
-        </w:rPr>
-        <w:t>C. 2Na2CO3 (aq) + 2HCl (aq) → 2NaCl (aq) + H2O (l) + CO2 (g)</w:t>
-      </w:r>
-    </w:p>
-    <w:p>
-      <w:pPr>
-        <w:spacing w:after="20" w:before="0" w:line="240" w:lineRule="auto"/>
-      </w:pPr>
-      <w:r>
-        <w:rPr>
-          <w:rFonts w:ascii="Arial" w:hAnsi="Arial" w:eastAsia="Arial"/>
-          <w:b w:val="0"/>
-          <w:sz w:val="22"/>
-        </w:rPr>
-        <w:t>D. Na2CO3 (aq) + HCl (aq) → NaCl (aq) + H2O (l) + CO2 (g)</w:t>
-      </w:r>
-    </w:p>
-    <w:p>
-      <w:pPr>
-        <w:spacing w:after="0" w:before="0" w:line="240" w:lineRule="auto"/>
-      </w:pPr>
-    </w:p>
-    <w:p>
-      <w:pPr>
-        <w:spacing w:after="40" w:before="80" w:line="240" w:lineRule="auto"/>
-        <w:tabs>
-          <w:tab w:val="right" w:pos="9072"/>
-        </w:tabs>
-      </w:pPr>
-      <w:r>
-        <w:rPr>
-          <w:rFonts w:ascii="Arial" w:hAnsi="Arial" w:eastAsia="Arial"/>
-          <w:b w:val="0"/>
-          <w:sz w:val="22"/>
-        </w:rPr>
-        <w:t>6. When the equation below is balanced, what is the  mole ratio of CO2 to H2O? C3H5OH + O2 → CO2 + H2O</w:t>
-      </w:r>
-      <w:r>
-        <w:tab/>
-      </w:r>
-      <w:r>
-        <w:rPr>
-          <w:rFonts w:ascii="Arial" w:hAnsi="Arial" w:eastAsia="Arial"/>
-          <w:b w:val="0"/>
-          <w:sz w:val="22"/>
-        </w:rPr>
-        <w:t>（   ）</w:t>
-      </w:r>
-    </w:p>
-    <w:p>
-      <w:pPr>
-        <w:spacing w:after="20" w:before="0" w:line="240" w:lineRule="auto"/>
-      </w:pPr>
-      <w:r>
-        <w:rPr>
-          <w:rFonts w:ascii="Arial" w:hAnsi="Arial" w:eastAsia="Arial"/>
-          <w:b w:val="0"/>
-          <w:sz w:val="22"/>
-        </w:rPr>
-        <w:t>A. 1:1</w:t>
-      </w:r>
-    </w:p>
-    <w:p>
-      <w:pPr>
-        <w:spacing w:after="20" w:before="0" w:line="240" w:lineRule="auto"/>
-      </w:pPr>
-      <w:r>
-        <w:rPr>
-          <w:rFonts w:ascii="Arial" w:hAnsi="Arial" w:eastAsia="Arial"/>
-          <w:b w:val="0"/>
-          <w:sz w:val="22"/>
-        </w:rPr>
-        <w:t>B. 1:2</w:t>
-      </w:r>
-    </w:p>
-    <w:p>
-      <w:pPr>
-        <w:spacing w:after="20" w:before="0" w:line="240" w:lineRule="auto"/>
-      </w:pPr>
-      <w:r>
-        <w:rPr>
-          <w:rFonts w:ascii="Arial" w:hAnsi="Arial" w:eastAsia="Arial"/>
-          <w:b w:val="0"/>
-          <w:sz w:val="22"/>
-        </w:rPr>
-        <w:t>C. 2:1</w:t>
-      </w:r>
-    </w:p>
-    <w:p>
-      <w:pPr>
-        <w:spacing w:after="20" w:before="0" w:line="240" w:lineRule="auto"/>
-      </w:pPr>
-      <w:r>
-        <w:rPr>
-          <w:rFonts w:ascii="Arial" w:hAnsi="Arial" w:eastAsia="Arial"/>
-          <w:b w:val="0"/>
-          <w:sz w:val="22"/>
-        </w:rPr>
-        <w:t>D. 3:2</w:t>
-      </w:r>
-    </w:p>
-    <w:p>
-      <w:pPr>
-        <w:spacing w:after="0" w:before="0" w:line="240" w:lineRule="auto"/>
-      </w:pPr>
-    </w:p>
-    <w:p>
-      <w:pPr>
-        <w:spacing w:after="40" w:before="80" w:line="240" w:lineRule="auto"/>
-      </w:pPr>
-      <w:r>
-        <w:rPr>
-          <w:rFonts w:ascii="Arial" w:hAnsi="Arial" w:eastAsia="Arial"/>
+          <w:rFonts w:ascii="Arial" w:hAnsi="Arial"/>
           <w:b w:val="0"/>
           <w:sz w:val="22"/>
         </w:rPr>
@@ -1193,7 +1293,7 @@
       </w:pPr>
       <w:r>
         <w:rPr>
-          <w:rFonts w:ascii="Arial" w:hAnsi="Arial" w:eastAsia="Arial"/>
+          <w:rFonts w:ascii="Arial" w:hAnsi="Arial"/>
           <w:b w:val="0"/>
           <w:sz w:val="22"/>
         </w:rPr>
@@ -1204,7 +1304,7 @@
       </w:r>
       <w:r>
         <w:rPr>
-          <w:rFonts w:ascii="Arial" w:hAnsi="Arial" w:eastAsia="Arial"/>
+          <w:rFonts w:ascii="Arial" w:hAnsi="Arial"/>
           <w:b w:val="0"/>
           <w:sz w:val="22"/>
         </w:rPr>
@@ -1220,7 +1320,7 @@
       </w:pPr>
       <w:r>
         <w:rPr>
-          <w:rFonts w:ascii="Arial" w:hAnsi="Arial" w:eastAsia="Arial"/>
+          <w:rFonts w:ascii="Arial" w:hAnsi="Arial"/>
           <w:b w:val="0"/>
           <w:sz w:val="22"/>
         </w:rPr>
@@ -1231,7 +1331,7 @@
       </w:r>
       <w:r>
         <w:rPr>
-          <w:rFonts w:ascii="Arial" w:hAnsi="Arial" w:eastAsia="Arial"/>
+          <w:rFonts w:ascii="Arial" w:hAnsi="Arial"/>
           <w:b w:val="0"/>
           <w:sz w:val="22"/>
         </w:rPr>
@@ -1247,7 +1347,7 @@
       </w:pPr>
       <w:r>
         <w:rPr>
-          <w:rFonts w:ascii="Arial" w:hAnsi="Arial" w:eastAsia="Arial"/>
+          <w:rFonts w:ascii="Arial" w:hAnsi="Arial"/>
           <w:b w:val="0"/>
           <w:sz w:val="22"/>
         </w:rPr>
@@ -1258,7 +1358,7 @@
       </w:r>
       <w:r>
         <w:rPr>
-          <w:rFonts w:ascii="Arial" w:hAnsi="Arial" w:eastAsia="Arial"/>
+          <w:rFonts w:ascii="Arial" w:hAnsi="Arial"/>
           <w:b w:val="0"/>
           <w:sz w:val="22"/>
         </w:rPr>
@@ -1276,7 +1376,7 @@
       </w:pPr>
       <w:r>
         <w:rPr>
-          <w:rFonts w:ascii="霞鹜文楷 Medium" w:hAnsi="霞鹜文楷 Medium" w:eastAsia="霞鹜文楷 Medium"/>
+          <w:rFonts w:ascii="霞鹜文楷 Medium" w:hAnsi="霞鹜文楷 Medium"/>
           <w:b/>
           <w:sz w:val="22"/>
         </w:rPr>
@@ -1289,7 +1389,7 @@
       </w:pPr>
       <w:r>
         <w:rPr>
-          <w:rFonts w:ascii="霞鹜文楷 Medium" w:hAnsi="霞鹜文楷 Medium" w:eastAsia="霞鹜文楷 Medium"/>
+          <w:rFonts w:ascii="霞鹜文楷 Medium" w:hAnsi="霞鹜文楷 Medium"/>
           <w:b/>
           <w:sz w:val="22"/>
         </w:rPr>
@@ -1302,7 +1402,7 @@
       </w:pPr>
       <w:r>
         <w:rPr>
-          <w:rFonts w:ascii="霞鹜文楷 Medium" w:hAnsi="霞鹜文楷 Medium" w:eastAsia="霞鹜文楷 Medium"/>
+          <w:rFonts w:ascii="霞鹜文楷 Medium" w:hAnsi="霞鹜文楷 Medium"/>
           <w:b/>
           <w:sz w:val="22"/>
         </w:rPr>
@@ -1315,7 +1415,7 @@
       </w:pPr>
       <w:r>
         <w:rPr>
-          <w:rFonts w:ascii="霞鹜文楷 Medium" w:hAnsi="霞鹜文楷 Medium" w:eastAsia="霞鹜文楷 Medium"/>
+          <w:rFonts w:ascii="霞鹜文楷 Medium" w:hAnsi="霞鹜文楷 Medium"/>
           <w:b/>
           <w:sz w:val="22"/>
         </w:rPr>
@@ -1328,7 +1428,7 @@
       </w:pPr>
       <w:r>
         <w:rPr>
-          <w:rFonts w:ascii="霞鹜文楷 Medium" w:hAnsi="霞鹜文楷 Medium" w:eastAsia="霞鹜文楷 Medium"/>
+          <w:rFonts w:ascii="霞鹜文楷 Medium" w:hAnsi="霞鹜文楷 Medium"/>
           <w:b/>
           <w:sz w:val="22"/>
         </w:rPr>
@@ -1341,7 +1441,7 @@
       </w:pPr>
       <w:r>
         <w:rPr>
-          <w:rFonts w:ascii="霞鹜文楷 Medium" w:hAnsi="霞鹜文楷 Medium" w:eastAsia="霞鹜文楷 Medium"/>
+          <w:rFonts w:ascii="霞鹜文楷 Medium" w:hAnsi="霞鹜文楷 Medium"/>
           <w:b/>
           <w:sz w:val="22"/>
         </w:rPr>
@@ -1354,7 +1454,7 @@
       </w:pPr>
       <w:r>
         <w:rPr>
-          <w:rFonts w:ascii="霞鹜文楷 Medium" w:hAnsi="霞鹜文楷 Medium" w:eastAsia="霞鹜文楷 Medium"/>
+          <w:rFonts w:ascii="霞鹜文楷 Medium" w:hAnsi="霞鹜文楷 Medium"/>
           <w:b/>
           <w:sz w:val="22"/>
         </w:rPr>
@@ -1367,13 +1467,14 @@
       </w:pPr>
       <w:r>
         <w:rPr>
-          <w:rFonts w:ascii="霞鹜文楷 Medium" w:hAnsi="霞鹜文楷 Medium" w:eastAsia="霞鹜文楷 Medium"/>
+          <w:rFonts w:ascii="霞鹜文楷 Medium" w:hAnsi="霞鹜文楷 Medium"/>
           <w:b/>
           <w:sz w:val="22"/>
         </w:rPr>
         <w:t>Synthesis (A + B → AB), Decomposition (AB → A + B), Single replacement (A + BC → AC + B), Double replacement (AB + CD → AD + CB)</w:t>
       </w:r>
     </w:p>
+    <w:p/>
     <w:p>
       <w:pPr>
         <w:spacing w:after="40" w:before="80" w:line="240" w:lineRule="auto"/>
@@ -1383,18 +1484,18 @@
       </w:pPr>
       <w:r>
         <w:rPr>
-          <w:rFonts w:ascii="Arial" w:hAnsi="Arial" w:eastAsia="Arial"/>
+          <w:rFonts w:ascii="Arial" w:hAnsi="Arial"/>
           <w:b w:val="0"/>
           <w:sz w:val="22"/>
         </w:rPr>
-        <w:t>1. For the reaction 2 Al(s) + 3 CuSO4(aq) → Al2(SO4)3(aq) + 3 Cu(s), which is correct?</w:t>
+        <w:t>1. For the reaction 2 Al(s) + 3 CuSO₄(aq) → Al₂(SO₄)₃(aq) + 3 Cu(s), which is correct?</w:t>
       </w:r>
       <w:r>
         <w:tab/>
       </w:r>
       <w:r>
         <w:rPr>
-          <w:rFonts w:ascii="Arial" w:hAnsi="Arial" w:eastAsia="Arial"/>
+          <w:rFonts w:ascii="Arial" w:hAnsi="Arial"/>
           <w:b w:val="0"/>
           <w:sz w:val="22"/>
         </w:rPr>
@@ -1407,7 +1508,7 @@
       </w:pPr>
       <w:r>
         <w:rPr>
-          <w:rFonts w:ascii="Arial" w:hAnsi="Arial" w:eastAsia="Arial"/>
+          <w:rFonts w:ascii="Arial" w:hAnsi="Arial"/>
           <w:b w:val="0"/>
           <w:sz w:val="22"/>
         </w:rPr>
@@ -1420,7 +1521,7 @@
       </w:pPr>
       <w:r>
         <w:rPr>
-          <w:rFonts w:ascii="Arial" w:hAnsi="Arial" w:eastAsia="Arial"/>
+          <w:rFonts w:ascii="Arial" w:hAnsi="Arial"/>
           <w:b w:val="0"/>
           <w:sz w:val="22"/>
         </w:rPr>
@@ -1433,7 +1534,7 @@
       </w:pPr>
       <w:r>
         <w:rPr>
-          <w:rFonts w:ascii="Arial" w:hAnsi="Arial" w:eastAsia="Arial"/>
+          <w:rFonts w:ascii="Arial" w:hAnsi="Arial"/>
           <w:b w:val="0"/>
           <w:sz w:val="22"/>
         </w:rPr>
@@ -1446,7 +1547,7 @@
       </w:pPr>
       <w:r>
         <w:rPr>
-          <w:rFonts w:ascii="Arial" w:hAnsi="Arial" w:eastAsia="Arial"/>
+          <w:rFonts w:ascii="Arial" w:hAnsi="Arial"/>
           <w:b w:val="0"/>
           <w:sz w:val="22"/>
         </w:rPr>
@@ -1467,7 +1568,7 @@
       </w:pPr>
       <w:r>
         <w:rPr>
-          <w:rFonts w:ascii="Arial" w:hAnsi="Arial" w:eastAsia="Arial"/>
+          <w:rFonts w:ascii="Arial" w:hAnsi="Arial"/>
           <w:b w:val="0"/>
           <w:sz w:val="22"/>
         </w:rPr>
@@ -1478,7 +1579,7 @@
       </w:r>
       <w:r>
         <w:rPr>
-          <w:rFonts w:ascii="Arial" w:hAnsi="Arial" w:eastAsia="Arial"/>
+          <w:rFonts w:ascii="Arial" w:hAnsi="Arial"/>
           <w:b w:val="0"/>
           <w:sz w:val="22"/>
         </w:rPr>
@@ -1491,11 +1592,11 @@
       </w:pPr>
       <w:r>
         <w:rPr>
-          <w:rFonts w:ascii="Arial" w:hAnsi="Arial" w:eastAsia="Arial"/>
+          <w:rFonts w:ascii="Arial" w:hAnsi="Arial"/>
           <w:b w:val="0"/>
           <w:sz w:val="22"/>
         </w:rPr>
-        <w:t>A  2 Na + 2 H2O → 2 NaOH + H2</w:t>
+        <w:t>A  2 Na + 2 H₂O → 2 NaOH + H₂</w:t>
       </w:r>
     </w:p>
     <w:p>
@@ -1504,11 +1605,11 @@
       </w:pPr>
       <w:r>
         <w:rPr>
-          <w:rFonts w:ascii="Arial" w:hAnsi="Arial" w:eastAsia="Arial"/>
+          <w:rFonts w:ascii="Arial" w:hAnsi="Arial"/>
           <w:b w:val="0"/>
           <w:sz w:val="22"/>
         </w:rPr>
-        <w:t>B  CaCO3 + 2 HCl → CaCl2 + CO2 + H2O</w:t>
+        <w:t>B  CaCO₃ + 2 HCl → CaCl₂ + CO₂ + H₂O</w:t>
       </w:r>
     </w:p>
     <w:p>
@@ -1517,11 +1618,11 @@
       </w:pPr>
       <w:r>
         <w:rPr>
-          <w:rFonts w:ascii="Arial" w:hAnsi="Arial" w:eastAsia="Arial"/>
+          <w:rFonts w:ascii="Arial" w:hAnsi="Arial"/>
           <w:b w:val="0"/>
           <w:sz w:val="22"/>
         </w:rPr>
-        <w:t>C  2 H2O2 → 2 H2O + O2</w:t>
+        <w:t>C  2 H₂O₂ → 2 H₂O + O₂</w:t>
       </w:r>
     </w:p>
     <w:p>
@@ -1530,11 +1631,11 @@
       </w:pPr>
       <w:r>
         <w:rPr>
-          <w:rFonts w:ascii="Arial" w:hAnsi="Arial" w:eastAsia="Arial"/>
+          <w:rFonts w:ascii="Arial" w:hAnsi="Arial"/>
           <w:b w:val="0"/>
           <w:sz w:val="22"/>
         </w:rPr>
-        <w:t>D  Zn + CuSO4 → ZnSO4 + Cu</w:t>
+        <w:t>D  Zn + CuSO₄ → ZnSO₄ + Cu</w:t>
       </w:r>
     </w:p>
     <w:p>
@@ -1551,18 +1652,18 @@
       </w:pPr>
       <w:r>
         <w:rPr>
-          <w:rFonts w:ascii="Arial" w:hAnsi="Arial" w:eastAsia="Arial"/>
+          <w:rFonts w:ascii="Arial" w:hAnsi="Arial"/>
           <w:b w:val="0"/>
           <w:sz w:val="22"/>
         </w:rPr>
-        <w:t>3. In the reaction 2 KClO3 → 2 KCl + 3 O2, what happens to Cl and O?</w:t>
+        <w:t>3. In the reaction 2 KClO₃ → 2 KCl + 3 O₂, what happens to Cl and O?</w:t>
       </w:r>
       <w:r>
         <w:tab/>
       </w:r>
       <w:r>
         <w:rPr>
-          <w:rFonts w:ascii="Arial" w:hAnsi="Arial" w:eastAsia="Arial"/>
+          <w:rFonts w:ascii="Arial" w:hAnsi="Arial"/>
           <w:b w:val="0"/>
           <w:sz w:val="22"/>
         </w:rPr>
@@ -1575,7 +1676,7 @@
       </w:pPr>
       <w:r>
         <w:rPr>
-          <w:rFonts w:ascii="Arial" w:hAnsi="Arial" w:eastAsia="Arial"/>
+          <w:rFonts w:ascii="Arial" w:hAnsi="Arial"/>
           <w:b w:val="0"/>
           <w:sz w:val="22"/>
         </w:rPr>
@@ -1588,7 +1689,7 @@
       </w:pPr>
       <w:r>
         <w:rPr>
-          <w:rFonts w:ascii="Arial" w:hAnsi="Arial" w:eastAsia="Arial"/>
+          <w:rFonts w:ascii="Arial" w:hAnsi="Arial"/>
           <w:b w:val="0"/>
           <w:sz w:val="22"/>
         </w:rPr>
@@ -1601,7 +1702,7 @@
       </w:pPr>
       <w:r>
         <w:rPr>
-          <w:rFonts w:ascii="Arial" w:hAnsi="Arial" w:eastAsia="Arial"/>
+          <w:rFonts w:ascii="Arial" w:hAnsi="Arial"/>
           <w:b w:val="0"/>
           <w:sz w:val="22"/>
         </w:rPr>
@@ -1614,7 +1715,7 @@
       </w:pPr>
       <w:r>
         <w:rPr>
-          <w:rFonts w:ascii="Arial" w:hAnsi="Arial" w:eastAsia="Arial"/>
+          <w:rFonts w:ascii="Arial" w:hAnsi="Arial"/>
           <w:b w:val="0"/>
           <w:sz w:val="22"/>
         </w:rPr>
@@ -1635,7 +1736,7 @@
       </w:pPr>
       <w:r>
         <w:rPr>
-          <w:rFonts w:ascii="Arial" w:hAnsi="Arial" w:eastAsia="Arial"/>
+          <w:rFonts w:ascii="Arial" w:hAnsi="Arial"/>
           <w:b w:val="0"/>
           <w:sz w:val="22"/>
         </w:rPr>
@@ -1646,7 +1747,7 @@
       </w:r>
       <w:r>
         <w:rPr>
-          <w:rFonts w:ascii="Arial" w:hAnsi="Arial" w:eastAsia="Arial"/>
+          <w:rFonts w:ascii="Arial" w:hAnsi="Arial"/>
           <w:b w:val="0"/>
           <w:sz w:val="22"/>
         </w:rPr>
@@ -1659,11 +1760,11 @@
       </w:pPr>
       <w:r>
         <w:rPr>
-          <w:rFonts w:ascii="Arial" w:hAnsi="Arial" w:eastAsia="Arial"/>
+          <w:rFonts w:ascii="Arial" w:hAnsi="Arial"/>
           <w:b w:val="0"/>
           <w:sz w:val="22"/>
         </w:rPr>
-        <w:t>A. Fe + 2HCl → FeCl2 + H2</w:t>
+        <w:t>A. Fe + 2HCl → FeCl₂ + H₂</w:t>
       </w:r>
     </w:p>
     <w:p>
@@ -1672,11 +1773,11 @@
       </w:pPr>
       <w:r>
         <w:rPr>
-          <w:rFonts w:ascii="Arial" w:hAnsi="Arial" w:eastAsia="Arial"/>
+          <w:rFonts w:ascii="Arial" w:hAnsi="Arial"/>
           <w:b w:val="0"/>
           <w:sz w:val="22"/>
         </w:rPr>
-        <w:t>B. 2NH3 + HNO3 → NH4NO3</w:t>
+        <w:t>B. Diagram B — particle arrangement</w:t>
       </w:r>
     </w:p>
     <w:p>
@@ -1685,11 +1786,11 @@
       </w:pPr>
       <w:r>
         <w:rPr>
-          <w:rFonts w:ascii="Arial" w:hAnsi="Arial" w:eastAsia="Arial"/>
+          <w:rFonts w:ascii="Arial" w:hAnsi="Arial"/>
           <w:b w:val="0"/>
           <w:sz w:val="22"/>
         </w:rPr>
-        <w:t>C. K2CO3 + 2CH3COOH → 2CH3COOK + CO2 + H2O</w:t>
+        <w:t>C. K₂CO₃ + 2CH₃COOH → 2CH₃COOK + CO₂ + H₂O</w:t>
       </w:r>
     </w:p>
     <w:p>
@@ -1698,11 +1799,11 @@
       </w:pPr>
       <w:r>
         <w:rPr>
-          <w:rFonts w:ascii="Arial" w:hAnsi="Arial" w:eastAsia="Arial"/>
+          <w:rFonts w:ascii="Arial" w:hAnsi="Arial"/>
           <w:b w:val="0"/>
           <w:sz w:val="22"/>
         </w:rPr>
-        <w:t>D. ZnO + H2SO4 → ZnSO4 + H2O</w:t>
+        <w:t>D. ZnO + H₂SO₄ → ZnSO₄ + H₂O</w:t>
       </w:r>
     </w:p>
     <w:p>
@@ -1719,18 +1820,18 @@
       </w:pPr>
       <w:r>
         <w:rPr>
-          <w:rFonts w:ascii="Arial" w:hAnsi="Arial" w:eastAsia="Arial"/>
+          <w:rFonts w:ascii="Arial" w:hAnsi="Arial"/>
           <w:b w:val="0"/>
           <w:sz w:val="22"/>
         </w:rPr>
-        <w:t>5. H2SO4 (aq) + MgCO3 (s) → MgSO4 (aq) + H2O (l) + CO2 (g) Which of the following is a correct description of the above reaction?</w:t>
+        <w:t>5. H₂SO₄ (aq) + MgCO₃ (s) → MgSO₄ (aq) + H₂O (l) + CO₂ (g) Which of the following is a correct description of the above reaction?</w:t>
       </w:r>
       <w:r>
         <w:tab/>
       </w:r>
       <w:r>
         <w:rPr>
-          <w:rFonts w:ascii="Arial" w:hAnsi="Arial" w:eastAsia="Arial"/>
+          <w:rFonts w:ascii="Arial" w:hAnsi="Arial"/>
           <w:b w:val="0"/>
           <w:sz w:val="22"/>
         </w:rPr>
@@ -1743,11 +1844,11 @@
       </w:pPr>
       <w:r>
         <w:rPr>
-          <w:rFonts w:ascii="Arial" w:hAnsi="Arial" w:eastAsia="Arial"/>
+          <w:rFonts w:ascii="Arial" w:hAnsi="Arial"/>
           <w:b w:val="0"/>
           <w:sz w:val="22"/>
         </w:rPr>
-        <w:t>A. combustion</w:t>
+        <w:t>A. Option A</w:t>
       </w:r>
     </w:p>
     <w:p>
@@ -1756,11 +1857,11 @@
       </w:pPr>
       <w:r>
         <w:rPr>
-          <w:rFonts w:ascii="Arial" w:hAnsi="Arial" w:eastAsia="Arial"/>
+          <w:rFonts w:ascii="Arial" w:hAnsi="Arial"/>
           <w:b w:val="0"/>
           <w:sz w:val="22"/>
         </w:rPr>
-        <w:t>B. double replacement</w:t>
+        <w:t>B. Option B</w:t>
       </w:r>
     </w:p>
     <w:p>
@@ -1769,7 +1870,7 @@
       </w:pPr>
       <w:r>
         <w:rPr>
-          <w:rFonts w:ascii="Arial" w:hAnsi="Arial" w:eastAsia="Arial"/>
+          <w:rFonts w:ascii="Arial" w:hAnsi="Arial"/>
           <w:b w:val="0"/>
           <w:sz w:val="22"/>
         </w:rPr>
@@ -1782,11 +1883,11 @@
       </w:pPr>
       <w:r>
         <w:rPr>
-          <w:rFonts w:ascii="Arial" w:hAnsi="Arial" w:eastAsia="Arial"/>
+          <w:rFonts w:ascii="Arial" w:hAnsi="Arial"/>
           <w:b w:val="0"/>
           <w:sz w:val="22"/>
         </w:rPr>
-        <w:t>D. single replacement</w:t>
+        <w:t>D. Option D</w:t>
       </w:r>
     </w:p>
     <w:p>
@@ -1803,7 +1904,7 @@
       </w:pPr>
       <w:r>
         <w:rPr>
-          <w:rFonts w:ascii="Arial" w:hAnsi="Arial" w:eastAsia="Arial"/>
+          <w:rFonts w:ascii="Arial" w:hAnsi="Arial"/>
           <w:b w:val="0"/>
           <w:sz w:val="22"/>
         </w:rPr>
@@ -1814,7 +1915,7 @@
       </w:r>
       <w:r>
         <w:rPr>
-          <w:rFonts w:ascii="Arial" w:hAnsi="Arial" w:eastAsia="Arial"/>
+          <w:rFonts w:ascii="Arial" w:hAnsi="Arial"/>
           <w:b w:val="0"/>
           <w:sz w:val="22"/>
         </w:rPr>
@@ -1827,11 +1928,11 @@
       </w:pPr>
       <w:r>
         <w:rPr>
-          <w:rFonts w:ascii="Arial" w:hAnsi="Arial" w:eastAsia="Arial"/>
+          <w:rFonts w:ascii="Arial" w:hAnsi="Arial"/>
           <w:b w:val="0"/>
           <w:sz w:val="22"/>
         </w:rPr>
-        <w:t>A. ZnCO3</w:t>
+        <w:t>A. Equation A</w:t>
       </w:r>
     </w:p>
     <w:p>
@@ -1840,11 +1941,11 @@
       </w:pPr>
       <w:r>
         <w:rPr>
-          <w:rFonts w:ascii="Arial" w:hAnsi="Arial" w:eastAsia="Arial"/>
+          <w:rFonts w:ascii="Arial" w:hAnsi="Arial"/>
           <w:b w:val="0"/>
           <w:sz w:val="22"/>
         </w:rPr>
-        <w:t>B. Zn2CO3</w:t>
+        <w:t>B. Equation B</w:t>
       </w:r>
     </w:p>
     <w:p>
@@ -1853,11 +1954,11 @@
       </w:pPr>
       <w:r>
         <w:rPr>
-          <w:rFonts w:ascii="Arial" w:hAnsi="Arial" w:eastAsia="Arial"/>
+          <w:rFonts w:ascii="Arial" w:hAnsi="Arial"/>
           <w:b w:val="0"/>
           <w:sz w:val="22"/>
         </w:rPr>
-        <w:t>C. Zn(CO3)2</w:t>
+        <w:t>C. Equation C</w:t>
       </w:r>
     </w:p>
     <w:p>
@@ -1866,11 +1967,11 @@
       </w:pPr>
       <w:r>
         <w:rPr>
-          <w:rFonts w:ascii="Arial" w:hAnsi="Arial" w:eastAsia="Arial"/>
+          <w:rFonts w:ascii="Arial" w:hAnsi="Arial"/>
           <w:b w:val="0"/>
           <w:sz w:val="22"/>
         </w:rPr>
-        <w:t>D. Zn2(CO3)3</w:t>
+        <w:t>D. Equation D</w:t>
       </w:r>
     </w:p>
     <w:p>
@@ -1887,18 +1988,18 @@
       </w:pPr>
       <w:r>
         <w:rPr>
-          <w:rFonts w:ascii="Arial" w:hAnsi="Arial" w:eastAsia="Arial"/>
+          <w:rFonts w:ascii="Arial" w:hAnsi="Arial"/>
           <w:b w:val="0"/>
           <w:sz w:val="22"/>
         </w:rPr>
-        <w:t>7. What is the oxidation number of Cr in Cr(H2O)63+?</w:t>
+        <w:t>7. What is the oxidation number of Cr in Cr(H₂O)₆₃+?</w:t>
       </w:r>
       <w:r>
         <w:tab/>
       </w:r>
       <w:r>
         <w:rPr>
-          <w:rFonts w:ascii="Arial" w:hAnsi="Arial" w:eastAsia="Arial"/>
+          <w:rFonts w:ascii="Arial" w:hAnsi="Arial"/>
           <w:b w:val="0"/>
           <w:sz w:val="22"/>
         </w:rPr>
@@ -1911,11 +2012,11 @@
       </w:pPr>
       <w:r>
         <w:rPr>
-          <w:rFonts w:ascii="Arial" w:hAnsi="Arial" w:eastAsia="Arial"/>
+          <w:rFonts w:ascii="Arial" w:hAnsi="Arial"/>
           <w:b w:val="0"/>
           <w:sz w:val="22"/>
         </w:rPr>
-        <w:t>A. 0</w:t>
+        <w:t>A. Option A</w:t>
       </w:r>
     </w:p>
     <w:p>
@@ -1924,11 +2025,11 @@
       </w:pPr>
       <w:r>
         <w:rPr>
-          <w:rFonts w:ascii="Arial" w:hAnsi="Arial" w:eastAsia="Arial"/>
+          <w:rFonts w:ascii="Arial" w:hAnsi="Arial"/>
           <w:b w:val="0"/>
           <w:sz w:val="22"/>
         </w:rPr>
-        <w:t>B. +1</w:t>
+        <w:t>B. Option B</w:t>
       </w:r>
     </w:p>
     <w:p>
@@ -1937,11 +2038,11 @@
       </w:pPr>
       <w:r>
         <w:rPr>
-          <w:rFonts w:ascii="Arial" w:hAnsi="Arial" w:eastAsia="Arial"/>
+          <w:rFonts w:ascii="Arial" w:hAnsi="Arial"/>
           <w:b w:val="0"/>
           <w:sz w:val="22"/>
         </w:rPr>
-        <w:t>C. +2</w:t>
+        <w:t>C. Option C</w:t>
       </w:r>
     </w:p>
     <w:p>
@@ -1950,11 +2051,11 @@
       </w:pPr>
       <w:r>
         <w:rPr>
-          <w:rFonts w:ascii="Arial" w:hAnsi="Arial" w:eastAsia="Arial"/>
+          <w:rFonts w:ascii="Arial" w:hAnsi="Arial"/>
           <w:b w:val="0"/>
           <w:sz w:val="22"/>
         </w:rPr>
-        <w:t>D. +3</w:t>
+        <w:t>D. Option D</w:t>
       </w:r>
     </w:p>
     <w:p>
@@ -1971,18 +2072,18 @@
       </w:pPr>
       <w:r>
         <w:rPr>
-          <w:rFonts w:ascii="Arial" w:hAnsi="Arial" w:eastAsia="Arial"/>
+          <w:rFonts w:ascii="Arial" w:hAnsi="Arial"/>
           <w:b w:val="0"/>
           <w:sz w:val="22"/>
         </w:rPr>
-        <w:t>8. 3Cl2 (g) + 6NaOH (aq) → 5NaCl (aq) + NaClO3 (aq) + 3H2O (l) Is the reaction represented above a redox reaction?</w:t>
+        <w:t>8. 3Cl₂ (g) + 6NaOH (aq) → 5NaCl (aq) + NaClO₃ (aq) + 3H₂O (l) Is the reaction represented above a redox reaction?</w:t>
       </w:r>
       <w:r>
         <w:tab/>
       </w:r>
       <w:r>
         <w:rPr>
-          <w:rFonts w:ascii="Arial" w:hAnsi="Arial" w:eastAsia="Arial"/>
+          <w:rFonts w:ascii="Arial" w:hAnsi="Arial"/>
           <w:b w:val="0"/>
           <w:sz w:val="22"/>
         </w:rPr>
@@ -1995,7 +2096,7 @@
       </w:pPr>
       <w:r>
         <w:rPr>
-          <w:rFonts w:ascii="Arial" w:hAnsi="Arial" w:eastAsia="Arial"/>
+          <w:rFonts w:ascii="Arial" w:hAnsi="Arial"/>
           <w:b w:val="0"/>
           <w:sz w:val="22"/>
         </w:rPr>
@@ -2008,7 +2109,7 @@
       </w:pPr>
       <w:r>
         <w:rPr>
-          <w:rFonts w:ascii="Arial" w:hAnsi="Arial" w:eastAsia="Arial"/>
+          <w:rFonts w:ascii="Arial" w:hAnsi="Arial"/>
           <w:b w:val="0"/>
           <w:sz w:val="22"/>
         </w:rPr>
@@ -2021,7 +2122,7 @@
       </w:pPr>
       <w:r>
         <w:rPr>
-          <w:rFonts w:ascii="Arial" w:hAnsi="Arial" w:eastAsia="Arial"/>
+          <w:rFonts w:ascii="Arial" w:hAnsi="Arial"/>
           <w:b w:val="0"/>
           <w:sz w:val="22"/>
         </w:rPr>
@@ -2034,7 +2135,7 @@
       </w:pPr>
       <w:r>
         <w:rPr>
-          <w:rFonts w:ascii="Arial" w:hAnsi="Arial" w:eastAsia="Arial"/>
+          <w:rFonts w:ascii="Arial" w:hAnsi="Arial"/>
           <w:b w:val="0"/>
           <w:sz w:val="22"/>
         </w:rPr>
@@ -2055,18 +2156,18 @@
       </w:pPr>
       <w:r>
         <w:rPr>
-          <w:rFonts w:ascii="Arial" w:hAnsi="Arial" w:eastAsia="Arial"/>
+          <w:rFonts w:ascii="Arial" w:hAnsi="Arial"/>
           <w:b w:val="0"/>
           <w:sz w:val="22"/>
         </w:rPr>
-        <w:t>9. 1 mol of a compound reacts with 9.5 mol of O2 for complete combustion. What is the formula of the compound?</w:t>
+        <w:t>9. 1 mol of a compound reacts with 9.5 mol of O₂ for complete combustion. What is the formula of the compound?</w:t>
       </w:r>
       <w:r>
         <w:tab/>
       </w:r>
       <w:r>
         <w:rPr>
-          <w:rFonts w:ascii="Arial" w:hAnsi="Arial" w:eastAsia="Arial"/>
+          <w:rFonts w:ascii="Arial" w:hAnsi="Arial"/>
           <w:b w:val="0"/>
           <w:sz w:val="22"/>
         </w:rPr>
@@ -2079,11 +2180,11 @@
       </w:pPr>
       <w:r>
         <w:rPr>
-          <w:rFonts w:ascii="Arial" w:hAnsi="Arial" w:eastAsia="Arial"/>
+          <w:rFonts w:ascii="Arial" w:hAnsi="Arial"/>
           <w:b w:val="0"/>
           <w:sz w:val="22"/>
         </w:rPr>
-        <w:t>A. C6H14</w:t>
+        <w:t>A. Equation A</w:t>
       </w:r>
     </w:p>
     <w:p>
@@ -2092,11 +2193,11 @@
       </w:pPr>
       <w:r>
         <w:rPr>
-          <w:rFonts w:ascii="Arial" w:hAnsi="Arial" w:eastAsia="Arial"/>
+          <w:rFonts w:ascii="Arial" w:hAnsi="Arial"/>
           <w:b w:val="0"/>
           <w:sz w:val="22"/>
         </w:rPr>
-        <w:t>B. C6H13OH</w:t>
+        <w:t>B. Equation B</w:t>
       </w:r>
     </w:p>
     <w:p>
@@ -2105,11 +2206,11 @@
       </w:pPr>
       <w:r>
         <w:rPr>
-          <w:rFonts w:ascii="Arial" w:hAnsi="Arial" w:eastAsia="Arial"/>
+          <w:rFonts w:ascii="Arial" w:hAnsi="Arial"/>
           <w:b w:val="0"/>
           <w:sz w:val="22"/>
         </w:rPr>
-        <w:t>C. C7H16</w:t>
+        <w:t>C. Equation C</w:t>
       </w:r>
     </w:p>
     <w:p>
@@ -2118,11 +2219,11 @@
       </w:pPr>
       <w:r>
         <w:rPr>
-          <w:rFonts w:ascii="Arial" w:hAnsi="Arial" w:eastAsia="Arial"/>
+          <w:rFonts w:ascii="Arial" w:hAnsi="Arial"/>
           <w:b w:val="0"/>
           <w:sz w:val="22"/>
         </w:rPr>
-        <w:t>D. C7H15OH</w:t>
+        <w:t>D. Equation D</w:t>
       </w:r>
     </w:p>
     <w:p>
@@ -2139,18 +2240,18 @@
       </w:pPr>
       <w:r>
         <w:rPr>
-          <w:rFonts w:ascii="Arial" w:hAnsi="Arial" w:eastAsia="Arial"/>
+          <w:rFonts w:ascii="Arial" w:hAnsi="Arial"/>
           <w:b w:val="0"/>
           <w:sz w:val="22"/>
         </w:rPr>
-        <w:t>10. 3C2H5OH (l) + 2Cr2O72- (aq) + 16H+ → 3CH3COOH (l) + 4Cr3+ (aq) + 11H2O (l) Which element is reduced in the above reaction and how does its oxidation number change?</w:t>
+        <w:t>10. 3C₂H₅OH (l) + 2Cr₂O₇2- (aq) + 16H+ → 3CH₃COOH (l) + 4Cr₃+ (aq) + 11H₂O (l) Which element is reduced in the above reaction and how does its oxidation number change?</w:t>
       </w:r>
       <w:r>
         <w:tab/>
       </w:r>
       <w:r>
         <w:rPr>
-          <w:rFonts w:ascii="Arial" w:hAnsi="Arial" w:eastAsia="Arial"/>
+          <w:rFonts w:ascii="Arial" w:hAnsi="Arial"/>
           <w:b w:val="0"/>
           <w:sz w:val="22"/>
         </w:rPr>
@@ -2163,7 +2264,7 @@
       </w:pPr>
       <w:r>
         <w:rPr>
-          <w:rFonts w:ascii="Arial" w:hAnsi="Arial" w:eastAsia="Arial"/>
+          <w:rFonts w:ascii="Arial" w:hAnsi="Arial"/>
           <w:b w:val="0"/>
           <w:sz w:val="22"/>
         </w:rPr>
@@ -2176,7 +2277,7 @@
       </w:pPr>
       <w:r>
         <w:rPr>
-          <w:rFonts w:ascii="Arial" w:hAnsi="Arial" w:eastAsia="Arial"/>
+          <w:rFonts w:ascii="Arial" w:hAnsi="Arial"/>
           <w:b w:val="0"/>
           <w:sz w:val="22"/>
         </w:rPr>
@@ -2189,7 +2290,7 @@
       </w:pPr>
       <w:r>
         <w:rPr>
-          <w:rFonts w:ascii="Arial" w:hAnsi="Arial" w:eastAsia="Arial"/>
+          <w:rFonts w:ascii="Arial" w:hAnsi="Arial"/>
           <w:b w:val="0"/>
           <w:sz w:val="22"/>
         </w:rPr>
@@ -2202,7 +2303,7 @@
       </w:pPr>
       <w:r>
         <w:rPr>
-          <w:rFonts w:ascii="Arial" w:hAnsi="Arial" w:eastAsia="Arial"/>
+          <w:rFonts w:ascii="Arial" w:hAnsi="Arial"/>
           <w:b w:val="0"/>
           <w:sz w:val="22"/>
         </w:rPr>
@@ -2223,80 +2324,20 @@
       </w:pPr>
       <w:r>
         <w:rPr>
-          <w:rFonts w:ascii="Arial" w:hAnsi="Arial" w:eastAsia="Arial"/>
+          <w:rFonts w:ascii="Arial" w:hAnsi="Arial"/>
           <w:b w:val="0"/>
           <w:sz w:val="22"/>
         </w:rPr>
-        <w:t>11. Isooctane, shown below, can be added to fuels for improved performance.  Which is the correct equation for the complete combustion of isooctane?</w:t>
-      </w:r>
-      <w:r>
-        <w:tab/>
+        <w:t>11.</w:t>
       </w:r>
       <w:r>
         <w:rPr>
-          <w:rFonts w:ascii="Arial" w:hAnsi="Arial" w:eastAsia="Arial"/>
+          <w:rFonts w:ascii="Arial" w:hAnsi="Arial"/>
           <w:b w:val="0"/>
           <w:sz w:val="22"/>
         </w:rPr>
-        <w:t>（   ）</w:t>
+        <w:t xml:space="preserve"> Isooctane, shown below, can be added to fuels for improved performance.</w:t>
       </w:r>
-    </w:p>
-    <w:p>
-      <w:pPr>
-        <w:spacing w:after="20" w:before="0" w:line="240" w:lineRule="auto"/>
-      </w:pPr>
-      <w:r>
-        <w:rPr>
-          <w:rFonts w:ascii="Arial" w:hAnsi="Arial" w:eastAsia="Arial"/>
-          <w:b w:val="0"/>
-          <w:sz w:val="22"/>
-        </w:rPr>
-        <w:t>A. C8H18 + 8½O2 → 8CO + 9H2O</w:t>
-      </w:r>
-    </w:p>
-    <w:p>
-      <w:pPr>
-        <w:spacing w:after="20" w:before="0" w:line="240" w:lineRule="auto"/>
-      </w:pPr>
-      <w:r>
-        <w:rPr>
-          <w:rFonts w:ascii="Arial" w:hAnsi="Arial" w:eastAsia="Arial"/>
-          <w:b w:val="0"/>
-          <w:sz w:val="22"/>
-        </w:rPr>
-        <w:t>B. C8H18 + 12½O2 → 8CO2 + 9H2O</w:t>
-      </w:r>
-    </w:p>
-    <w:p>
-      <w:pPr>
-        <w:spacing w:after="20" w:before="0" w:line="240" w:lineRule="auto"/>
-      </w:pPr>
-      <w:r>
-        <w:rPr>
-          <w:rFonts w:ascii="Arial" w:hAnsi="Arial" w:eastAsia="Arial"/>
-          <w:b w:val="0"/>
-          <w:sz w:val="22"/>
-        </w:rPr>
-        <w:t>C. C7H16 + 11O2 → 7CO2 + 8H2O</w:t>
-      </w:r>
-    </w:p>
-    <w:p>
-      <w:pPr>
-        <w:spacing w:after="20" w:before="0" w:line="240" w:lineRule="auto"/>
-      </w:pPr>
-      <w:r>
-        <w:rPr>
-          <w:rFonts w:ascii="Arial" w:hAnsi="Arial" w:eastAsia="Arial"/>
-          <w:b w:val="0"/>
-          <w:sz w:val="22"/>
-        </w:rPr>
-        <w:t>D. C8H18 + 13O2 → 8CO2 + 9H2O</w:t>
-      </w:r>
-    </w:p>
-    <w:p>
-      <w:pPr>
-        <w:spacing w:after="0" w:before="0" w:line="240" w:lineRule="auto"/>
-      </w:pPr>
     </w:p>
     <w:p>
       <w:pPr>
@@ -2307,22 +2348,141 @@
       </w:pPr>
       <w:r>
         <w:rPr>
-          <w:rFonts w:ascii="Arial" w:hAnsi="Arial" w:eastAsia="Arial"/>
+          <w:rFonts w:ascii="Arial" w:hAnsi="Arial"/>
           <w:b w:val="0"/>
           <w:sz w:val="22"/>
         </w:rPr>
-        <w:t>12. Which of the following best describes the process represented above that takes place when Na3PO4 (aq) is added to CuCl2 (aq)?</w:t>
+        <w:t>Which is the correct equation for the complete combustion of isooctane?	（   ）</w:t>
       </w:r>
+    </w:p>
+    <w:p>
       <w:r>
-        <w:tab/>
+        <w:drawing>
+          <wp:inline xmlns:a="http://schemas.openxmlformats.org/drawingml/2006/main" xmlns:pic="http://schemas.openxmlformats.org/drawingml/2006/picture">
+            <wp:extent cx="3780000" cy="2811699"/>
+            <wp:docPr id="2" name="Picture 2"/>
+            <wp:cNvGraphicFramePr>
+              <a:graphicFrameLocks noChangeAspect="1"/>
+            </wp:cNvGraphicFramePr>
+            <a:graphic>
+              <a:graphicData uri="http://schemas.openxmlformats.org/drawingml/2006/picture">
+                <pic:pic>
+                  <pic:nvPicPr>
+                    <pic:cNvPr id="0" name="f_c04_02.png"/>
+                    <pic:cNvPicPr/>
+                  </pic:nvPicPr>
+                  <pic:blipFill>
+                    <a:blip r:embed="rId10"/>
+                    <a:stretch>
+                      <a:fillRect/>
+                    </a:stretch>
+                  </pic:blipFill>
+                  <pic:spPr>
+                    <a:xfrm>
+                      <a:off x="0" y="0"/>
+                      <a:ext cx="3780000" cy="2811699"/>
+                    </a:xfrm>
+                    <a:prstGeom prst="rect"/>
+                  </pic:spPr>
+                </pic:pic>
+              </a:graphicData>
+            </a:graphic>
+          </wp:inline>
+        </w:drawing>
+      </w:r>
+    </w:p>
+    <w:p>
+      <w:pPr>
+        <w:spacing w:before="20" w:after="120"/>
+      </w:pPr>
+      <w:r>
+        <w:rPr>
+          <w:rFonts w:ascii="霞鹜文楷 Medium" w:hAnsi="霞鹜文楷 Medium"/>
+          <w:b/>
+          <w:sz w:val="18"/>
+        </w:rPr>
+        <w:t>图 C₄-2：异辛烷（2,2,4-三甲基戊烷）碳骨架结构式（对应第 3 节 MCQ11，C₈H₁₈）</w:t>
+      </w:r>
+    </w:p>
+    <w:p>
+      <w:pPr>
+        <w:spacing w:after="20" w:before="0" w:line="240" w:lineRule="auto"/>
+      </w:pPr>
+      <w:r>
+        <w:rPr>
+          <w:rFonts w:ascii="Arial" w:hAnsi="Arial"/>
+          <w:b w:val="0"/>
+          <w:sz w:val="22"/>
+        </w:rPr>
+        <w:t>A. C₈H₁₈ + 8½O₂ → 8CO + 9H₂O</w:t>
+      </w:r>
+    </w:p>
+    <w:p>
+      <w:pPr>
+        <w:spacing w:after="20" w:before="0" w:line="240" w:lineRule="auto"/>
+      </w:pPr>
+      <w:r>
+        <w:rPr>
+          <w:rFonts w:ascii="Arial" w:hAnsi="Arial"/>
+          <w:b w:val="0"/>
+          <w:sz w:val="22"/>
+        </w:rPr>
+        <w:t>B. C₈H₁₈ + 12½O₂ → 8CO₂ + 9H₂O</w:t>
+      </w:r>
+    </w:p>
+    <w:p>
+      <w:pPr>
+        <w:spacing w:after="20" w:before="0" w:line="240" w:lineRule="auto"/>
+      </w:pPr>
+      <w:r>
+        <w:rPr>
+          <w:rFonts w:ascii="Arial" w:hAnsi="Arial"/>
+          <w:b w:val="0"/>
+          <w:sz w:val="22"/>
+        </w:rPr>
+        <w:t>C. C₇H₁₆ + 11O₂ → 7CO₂ + 8H₂O</w:t>
+      </w:r>
+    </w:p>
+    <w:p>
+      <w:pPr>
+        <w:spacing w:after="20" w:before="0" w:line="240" w:lineRule="auto"/>
+      </w:pPr>
+      <w:r>
+        <w:rPr>
+          <w:rFonts w:ascii="Arial" w:hAnsi="Arial"/>
+          <w:b w:val="0"/>
+          <w:sz w:val="22"/>
+        </w:rPr>
+        <w:t>D. C₈H₁₈ + 13O₂ → 8CO₂ + 9H₂O</w:t>
+      </w:r>
+    </w:p>
+    <w:p>
+      <w:pPr>
+        <w:spacing w:after="0" w:before="0" w:line="240" w:lineRule="auto"/>
+      </w:pPr>
+    </w:p>
+    <w:p>
+      <w:pPr>
+        <w:spacing w:after="40" w:before="80" w:line="240" w:lineRule="auto"/>
+        <w:tabs>
+          <w:tab w:val="right" w:pos="9072"/>
+        </w:tabs>
+      </w:pPr>
+      <w:r>
+        <w:rPr>
+          <w:rFonts w:ascii="Arial" w:hAnsi="Arial"/>
+          <w:b w:val="0"/>
+          <w:sz w:val="22"/>
+        </w:rPr>
+        <w:t>12.</w:t>
       </w:r>
       <w:r>
         <w:rPr>
-          <w:rFonts w:ascii="Arial" w:hAnsi="Arial" w:eastAsia="Arial"/>
+          <w:rFonts w:ascii="Arial" w:hAnsi="Arial"/>
           <w:b w:val="0"/>
           <w:sz w:val="22"/>
         </w:rPr>
-        <w:t>（   ）</w:t>
+        <w:t xml:space="preserve"> Which of the following best describes the process represented above that takes place when Na₃PO₄ (aq) is added to CuCl₂ (aq)?	（   ）</w:t>
       </w:r>
     </w:p>
     <w:p>
@@ -2331,11 +2491,11 @@
       </w:pPr>
       <w:r>
         <w:rPr>
-          <w:rFonts w:ascii="Arial" w:hAnsi="Arial" w:eastAsia="Arial"/>
+          <w:rFonts w:ascii="Arial" w:hAnsi="Arial"/>
           <w:b w:val="0"/>
           <w:sz w:val="22"/>
         </w:rPr>
-        <w:t>A. It is a single replacement reaction in which copper replaces sodium in the Na3PO4.</w:t>
+        <w:t>A. It is a single replacement reaction in which copper replaces sodium in the Na₃PO₄.</w:t>
       </w:r>
     </w:p>
     <w:p>
@@ -2344,11 +2504,11 @@
       </w:pPr>
       <w:r>
         <w:rPr>
-          <w:rFonts w:ascii="Arial" w:hAnsi="Arial" w:eastAsia="Arial"/>
+          <w:rFonts w:ascii="Arial" w:hAnsi="Arial"/>
           <w:b w:val="0"/>
           <w:sz w:val="22"/>
         </w:rPr>
-        <w:t>B. It is an  neutralization reaction in which the salt Cu3(PO4)2 is produced.</w:t>
+        <w:t>B. It is an  neutralization reaction in which the salt Cu₃(PO₄)₂ is produced.</w:t>
       </w:r>
     </w:p>
     <w:p>
@@ -2357,11 +2517,11 @@
       </w:pPr>
       <w:r>
         <w:rPr>
-          <w:rFonts w:ascii="Arial" w:hAnsi="Arial" w:eastAsia="Arial"/>
+          <w:rFonts w:ascii="Arial" w:hAnsi="Arial"/>
           <w:b w:val="0"/>
           <w:sz w:val="22"/>
         </w:rPr>
-        <w:t>C. It is a precipitation reaction in which Cu3(PO4)2, an insoluble solid, is produced.</w:t>
+        <w:t>C. It is a precipitation reaction in which Cu₃(PO₄)₂, an insoluble solid, is produced.</w:t>
       </w:r>
     </w:p>
     <w:p>
@@ -2370,7 +2530,7 @@
       </w:pPr>
       <w:r>
         <w:rPr>
-          <w:rFonts w:ascii="Arial" w:hAnsi="Arial" w:eastAsia="Arial"/>
+          <w:rFonts w:ascii="Arial" w:hAnsi="Arial"/>
           <w:b w:val="0"/>
           <w:sz w:val="22"/>
         </w:rPr>
@@ -2388,11 +2548,11 @@
       </w:pPr>
       <w:r>
         <w:rPr>
-          <w:rFonts w:ascii="Arial" w:hAnsi="Arial" w:eastAsia="Arial"/>
+          <w:rFonts w:ascii="Arial" w:hAnsi="Arial"/>
           <w:b w:val="0"/>
           <w:sz w:val="22"/>
         </w:rPr>
-        <w:t>13. For the reaction H2O2 → 2 H2O + O2:</w:t>
+        <w:t>13. For the reaction H₂O₂ → 2 H₂O + O₂:</w:t>
       </w:r>
     </w:p>
     <w:p>
@@ -2404,18 +2564,18 @@
       </w:pPr>
       <w:r>
         <w:rPr>
-          <w:rFonts w:ascii="Arial" w:hAnsi="Arial" w:eastAsia="Arial"/>
+          <w:rFonts w:ascii="Arial" w:hAnsi="Arial"/>
           <w:b w:val="0"/>
           <w:sz w:val="22"/>
         </w:rPr>
-        <w:t>(a) Assign oxidation numbers to oxygen in H2O2, H2O, and O2.</w:t>
+        <w:t>(a) Assign oxidation numbers to oxygen in H₂O₂, H₂O, and O₂.</w:t>
       </w:r>
       <w:r>
         <w:tab/>
       </w:r>
       <w:r>
         <w:rPr>
-          <w:rFonts w:ascii="Arial" w:hAnsi="Arial" w:eastAsia="Arial"/>
+          <w:rFonts w:ascii="Arial" w:hAnsi="Arial"/>
           <w:b w:val="0"/>
           <w:sz w:val="22"/>
         </w:rPr>
@@ -2431,7 +2591,7 @@
       </w:pPr>
       <w:r>
         <w:rPr>
-          <w:rFonts w:ascii="Arial" w:hAnsi="Arial" w:eastAsia="Arial"/>
+          <w:rFonts w:ascii="Arial" w:hAnsi="Arial"/>
           <w:b w:val="0"/>
           <w:sz w:val="22"/>
         </w:rPr>
@@ -2442,7 +2602,7 @@
       </w:r>
       <w:r>
         <w:rPr>
-          <w:rFonts w:ascii="Arial" w:hAnsi="Arial" w:eastAsia="Arial"/>
+          <w:rFonts w:ascii="Arial" w:hAnsi="Arial"/>
           <w:b w:val="0"/>
           <w:sz w:val="22"/>
         </w:rPr>
